--- a/Kursovaya/bin/Debug/Resources/secondblank.docx
+++ b/Kursovaya/bin/Debug/Resources/secondblank.docx
@@ -31,13 +31,17 @@
         </w:rPr>
         <w:t xml:space="preserve">Номер заказа: </w:t>
       </w:r>
+      <w:bookmarkStart w:id="0" w:name="NumberOrder"/>
+      <w:proofErr w:type="spellStart"/>
       <w:r>
         <w:rPr>
           <w:sz w:val="24"/>
           <w:lang w:val="en-US"/>
         </w:rPr>
-        <w:t>211</w:t>
-      </w:r>
+        <w:t>NumberOrder</w:t>
+      </w:r>
+      <w:bookmarkEnd w:id="0"/>
+      <w:proofErr w:type="spellEnd"/>
     </w:p>
     <w:p>
       <w:pPr>
@@ -52,13 +56,17 @@
         </w:rPr>
         <w:t xml:space="preserve">Дата создания: </w:t>
       </w:r>
+      <w:bookmarkStart w:id="1" w:name="DateOrder"/>
+      <w:proofErr w:type="spellStart"/>
       <w:r>
         <w:rPr>
           <w:sz w:val="24"/>
           <w:lang w:val="en-US"/>
         </w:rPr>
-        <w:t>12.08.2025</w:t>
-      </w:r>
+        <w:t>DateOrder</w:t>
+      </w:r>
+      <w:bookmarkEnd w:id="1"/>
+      <w:proofErr w:type="spellEnd"/>
     </w:p>
     <w:p>
       <w:pPr>
@@ -73,13 +81,17 @@
         </w:rPr>
         <w:t xml:space="preserve">Клиент: </w:t>
       </w:r>
+      <w:bookmarkStart w:id="2" w:name="NameClient"/>
+      <w:proofErr w:type="spellStart"/>
       <w:r>
         <w:rPr>
           <w:sz w:val="24"/>
           <w:lang w:val="en-US"/>
         </w:rPr>
-        <w:t>Новиков А.А.</w:t>
-      </w:r>
+        <w:t>NameClient</w:t>
+      </w:r>
+      <w:bookmarkEnd w:id="2"/>
+      <w:proofErr w:type="spellEnd"/>
     </w:p>
     <w:p>
       <w:pPr>
@@ -94,13 +106,17 @@
         </w:rPr>
         <w:t xml:space="preserve">Телефон: </w:t>
       </w:r>
+      <w:bookmarkStart w:id="3" w:name="NumberPhone"/>
+      <w:proofErr w:type="spellStart"/>
       <w:r>
         <w:rPr>
           <w:sz w:val="24"/>
           <w:lang w:val="en-US"/>
         </w:rPr>
-        <w:t>79152345678</w:t>
-      </w:r>
+        <w:t>NumberPhone</w:t>
+      </w:r>
+      <w:bookmarkEnd w:id="3"/>
+      <w:proofErr w:type="spellEnd"/>
     </w:p>
     <w:p>
       <w:pPr>
@@ -115,13 +131,15 @@
         </w:rPr>
         <w:t xml:space="preserve">Мероприятие: </w:t>
       </w:r>
+      <w:bookmarkStart w:id="4" w:name="Event"/>
       <w:r>
         <w:rPr>
           <w:sz w:val="24"/>
           <w:lang w:val="en-US"/>
         </w:rPr>
-        <w:t>Поминальный обед</w:t>
-      </w:r>
+        <w:t>Event</w:t>
+      </w:r>
+      <w:bookmarkEnd w:id="4"/>
     </w:p>
     <w:p>
       <w:pPr>
@@ -136,13 +154,17 @@
         </w:rPr>
         <w:t xml:space="preserve">Дата: </w:t>
       </w:r>
+      <w:bookmarkStart w:id="5" w:name="DateCreate"/>
+      <w:proofErr w:type="spellStart"/>
       <w:r>
         <w:rPr>
           <w:sz w:val="24"/>
           <w:lang w:val="en-US"/>
         </w:rPr>
-        <w:t>17.08.2025</w:t>
-      </w:r>
+        <w:t>DateCreate</w:t>
+      </w:r>
+      <w:bookmarkEnd w:id="5"/>
+      <w:proofErr w:type="spellEnd"/>
     </w:p>
     <w:p>
       <w:pPr>
@@ -157,13 +179,15 @@
         </w:rPr>
         <w:t xml:space="preserve">Время: </w:t>
       </w:r>
+      <w:bookmarkStart w:id="6" w:name="Time"/>
       <w:r>
         <w:rPr>
           <w:sz w:val="24"/>
           <w:lang w:val="en-US"/>
         </w:rPr>
-        <w:t>12:00 - 14:00</w:t>
-      </w:r>
+        <w:t>Time</w:t>
+      </w:r>
+      <w:bookmarkEnd w:id="6"/>
     </w:p>
     <w:p>
       <w:pPr>
@@ -209,19 +233,13 @@
         <w:tblLook w:val="0000" w:firstRow="0" w:lastRow="0" w:firstColumn="0" w:lastColumn="0" w:noHBand="0" w:noVBand="0"/>
       </w:tblPr>
       <w:tblGrid>
-        <w:gridCol w:w="604"/>
-        <w:gridCol w:w="4839"/>
-        <w:gridCol w:w="1209"/>
-        <w:gridCol w:w="1209"/>
-        <w:gridCol w:w="1209"/>
+        <w:gridCol w:w="589"/>
+        <w:gridCol w:w="4714"/>
+        <w:gridCol w:w="1231"/>
+        <w:gridCol w:w="1178"/>
+        <w:gridCol w:w="1358"/>
       </w:tblGrid>
       <w:tr>
-        <w:tblPrEx>
-          <w:tblCellMar>
-            <w:top w:w="0" w:type="dxa"/>
-            <w:bottom w:w="0" w:type="dxa"/>
-          </w:tblCellMar>
-        </w:tblPrEx>
         <w:tc>
           <w:tcPr>
             <w:tcW w:w="567" w:type="dxa"/>
@@ -338,12 +356,6 @@
         </w:tc>
       </w:tr>
       <w:tr>
-        <w:tblPrEx>
-          <w:tblCellMar>
-            <w:top w:w="0" w:type="dxa"/>
-            <w:bottom w:w="0" w:type="dxa"/>
-          </w:tblCellMar>
-        </w:tblPrEx>
         <w:tc>
           <w:tcPr>
             <w:tcW w:w="567" w:type="dxa"/>
@@ -354,11 +366,13 @@
             <w:pPr>
               <w:jc w:val="center"/>
               <w:rPr>
-                <w:sz w:val="24"/>
-              </w:rPr>
-            </w:pPr>
-            <w:r>
-              <w:rPr>
+                <w:b/>
+                <w:sz w:val="24"/>
+              </w:rPr>
+            </w:pPr>
+            <w:r>
+              <w:rPr>
+                <w:b/>
                 <w:sz w:val="24"/>
               </w:rPr>
               <w:t>1</w:t>
@@ -374,14 +388,32 @@
             <w:pPr>
               <w:jc w:val="center"/>
               <w:rPr>
-                <w:sz w:val="24"/>
-              </w:rPr>
-            </w:pPr>
-            <w:r>
-              <w:rPr>
-                <w:sz w:val="24"/>
-              </w:rPr>
-              <w:t>Кутья из риса поминальная</w:t>
+                <w:b/>
+                <w:sz w:val="24"/>
+              </w:rPr>
+            </w:pPr>
+            <w:r>
+              <w:rPr>
+                <w:b/>
+                <w:sz w:val="24"/>
+              </w:rPr>
+              <w:t xml:space="preserve">Торт </w:t>
+            </w:r>
+            <w:proofErr w:type="spellStart"/>
+            <w:r>
+              <w:rPr>
+                <w:b/>
+                <w:sz w:val="24"/>
+              </w:rPr>
+              <w:t>Бискватное</w:t>
+            </w:r>
+            <w:proofErr w:type="spellEnd"/>
+            <w:r>
+              <w:rPr>
+                <w:b/>
+                <w:sz w:val="24"/>
+              </w:rPr>
+              <w:t xml:space="preserve"> облако</w:t>
             </w:r>
           </w:p>
         </w:tc>
@@ -395,14 +427,16 @@
             <w:pPr>
               <w:jc w:val="center"/>
               <w:rPr>
-                <w:sz w:val="24"/>
-              </w:rPr>
-            </w:pPr>
-            <w:r>
-              <w:rPr>
-                <w:sz w:val="24"/>
-              </w:rPr>
-              <w:t>400,00 ₽</w:t>
+                <w:b/>
+                <w:sz w:val="24"/>
+              </w:rPr>
+            </w:pPr>
+            <w:r>
+              <w:rPr>
+                <w:b/>
+                <w:sz w:val="24"/>
+              </w:rPr>
+              <w:t>10 000,00 ₽</w:t>
             </w:r>
           </w:p>
         </w:tc>
@@ -416,14 +450,16 @@
             <w:pPr>
               <w:jc w:val="center"/>
               <w:rPr>
-                <w:sz w:val="24"/>
-              </w:rPr>
-            </w:pPr>
-            <w:r>
-              <w:rPr>
-                <w:sz w:val="24"/>
-              </w:rPr>
-              <w:t>1</w:t>
+                <w:b/>
+                <w:sz w:val="24"/>
+              </w:rPr>
+            </w:pPr>
+            <w:r>
+              <w:rPr>
+                <w:b/>
+                <w:sz w:val="24"/>
+              </w:rPr>
+              <w:t>10</w:t>
             </w:r>
           </w:p>
         </w:tc>
@@ -437,798 +473,16 @@
             <w:pPr>
               <w:jc w:val="center"/>
               <w:rPr>
-                <w:sz w:val="24"/>
-              </w:rPr>
-            </w:pPr>
-            <w:r>
-              <w:rPr>
-                <w:sz w:val="24"/>
-              </w:rPr>
-              <w:t>400,00 ₽</w:t>
-            </w:r>
-          </w:p>
-        </w:tc>
-      </w:tr>
-      <w:tr>
-        <w:tblPrEx>
-          <w:tblCellMar>
-            <w:top w:w="0" w:type="dxa"/>
-            <w:bottom w:w="0" w:type="dxa"/>
-          </w:tblCellMar>
-        </w:tblPrEx>
-        <w:tc>
-          <w:tcPr>
-            <w:tcW w:w="567" w:type="dxa"/>
-            <w:shd w:val="clear" w:color="auto" w:fill="auto"/>
-            <w:vAlign w:val="center"/>
-          </w:tcPr>
-          <w:p>
-            <w:pPr>
-              <w:jc w:val="center"/>
-              <w:rPr>
-                <w:sz w:val="24"/>
-              </w:rPr>
-            </w:pPr>
-            <w:r>
-              <w:rPr>
-                <w:sz w:val="24"/>
-              </w:rPr>
-              <w:t>2</w:t>
-            </w:r>
-          </w:p>
-        </w:tc>
-        <w:tc>
-          <w:tcPr>
-            <w:tcW w:w="4535" w:type="dxa"/>
-            <w:shd w:val="clear" w:color="auto" w:fill="auto"/>
-          </w:tcPr>
-          <w:p>
-            <w:pPr>
-              <w:jc w:val="center"/>
-              <w:rPr>
-                <w:sz w:val="24"/>
-              </w:rPr>
-            </w:pPr>
-            <w:r>
-              <w:rPr>
-                <w:sz w:val="24"/>
-              </w:rPr>
-              <w:t>Водка Пшеничная классическая</w:t>
-            </w:r>
-          </w:p>
-        </w:tc>
-        <w:tc>
-          <w:tcPr>
-            <w:tcW w:w="1133" w:type="dxa"/>
-            <w:shd w:val="clear" w:color="auto" w:fill="auto"/>
-            <w:vAlign w:val="center"/>
-          </w:tcPr>
-          <w:p>
-            <w:pPr>
-              <w:jc w:val="center"/>
-              <w:rPr>
-                <w:sz w:val="24"/>
-              </w:rPr>
-            </w:pPr>
-            <w:r>
-              <w:rPr>
-                <w:sz w:val="24"/>
-              </w:rPr>
-              <w:t>450,00 ₽</w:t>
-            </w:r>
-          </w:p>
-        </w:tc>
-        <w:tc>
-          <w:tcPr>
-            <w:tcW w:w="1133" w:type="dxa"/>
-            <w:shd w:val="clear" w:color="auto" w:fill="auto"/>
-            <w:vAlign w:val="center"/>
-          </w:tcPr>
-          <w:p>
-            <w:pPr>
-              <w:jc w:val="center"/>
-              <w:rPr>
-                <w:sz w:val="24"/>
-              </w:rPr>
-            </w:pPr>
-            <w:r>
-              <w:rPr>
-                <w:sz w:val="24"/>
-              </w:rPr>
-              <w:t>2</w:t>
-            </w:r>
-          </w:p>
-        </w:tc>
-        <w:tc>
-          <w:tcPr>
-            <w:tcW w:w="1133" w:type="dxa"/>
-            <w:shd w:val="clear" w:color="auto" w:fill="auto"/>
-            <w:vAlign w:val="center"/>
-          </w:tcPr>
-          <w:p>
-            <w:pPr>
-              <w:jc w:val="center"/>
-              <w:rPr>
-                <w:sz w:val="24"/>
-              </w:rPr>
-            </w:pPr>
-            <w:r>
-              <w:rPr>
-                <w:sz w:val="24"/>
-              </w:rPr>
-              <w:t>900,00 ₽</w:t>
-            </w:r>
-          </w:p>
-        </w:tc>
-      </w:tr>
-      <w:tr>
-        <w:tblPrEx>
-          <w:tblCellMar>
-            <w:top w:w="0" w:type="dxa"/>
-            <w:bottom w:w="0" w:type="dxa"/>
-          </w:tblCellMar>
-        </w:tblPrEx>
-        <w:tc>
-          <w:tcPr>
-            <w:tcW w:w="567" w:type="dxa"/>
-            <w:shd w:val="clear" w:color="auto" w:fill="auto"/>
-            <w:vAlign w:val="center"/>
-          </w:tcPr>
-          <w:p>
-            <w:pPr>
-              <w:jc w:val="center"/>
-              <w:rPr>
-                <w:sz w:val="24"/>
-              </w:rPr>
-            </w:pPr>
-            <w:r>
-              <w:rPr>
-                <w:sz w:val="24"/>
-              </w:rPr>
-              <w:t>3</w:t>
-            </w:r>
-          </w:p>
-        </w:tc>
-        <w:tc>
-          <w:tcPr>
-            <w:tcW w:w="4535" w:type="dxa"/>
-            <w:shd w:val="clear" w:color="auto" w:fill="auto"/>
-          </w:tcPr>
-          <w:p>
-            <w:pPr>
-              <w:jc w:val="center"/>
-              <w:rPr>
-                <w:sz w:val="24"/>
-              </w:rPr>
-            </w:pPr>
-            <w:r>
-              <w:rPr>
-                <w:sz w:val="24"/>
-              </w:rPr>
-              <w:t>Компот из сухофруктов</w:t>
-            </w:r>
-          </w:p>
-        </w:tc>
-        <w:tc>
-          <w:tcPr>
-            <w:tcW w:w="1133" w:type="dxa"/>
-            <w:shd w:val="clear" w:color="auto" w:fill="auto"/>
-            <w:vAlign w:val="center"/>
-          </w:tcPr>
-          <w:p>
-            <w:pPr>
-              <w:jc w:val="center"/>
-              <w:rPr>
-                <w:sz w:val="24"/>
-              </w:rPr>
-            </w:pPr>
-            <w:r>
-              <w:rPr>
-                <w:sz w:val="24"/>
-              </w:rPr>
-              <w:t>120,00 ₽</w:t>
-            </w:r>
-          </w:p>
-        </w:tc>
-        <w:tc>
-          <w:tcPr>
-            <w:tcW w:w="1133" w:type="dxa"/>
-            <w:shd w:val="clear" w:color="auto" w:fill="auto"/>
-            <w:vAlign w:val="center"/>
-          </w:tcPr>
-          <w:p>
-            <w:pPr>
-              <w:jc w:val="center"/>
-              <w:rPr>
-                <w:sz w:val="24"/>
-              </w:rPr>
-            </w:pPr>
-            <w:r>
-              <w:rPr>
-                <w:sz w:val="24"/>
-              </w:rPr>
-              <w:t>2</w:t>
-            </w:r>
-          </w:p>
-        </w:tc>
-        <w:tc>
-          <w:tcPr>
-            <w:tcW w:w="1133" w:type="dxa"/>
-            <w:shd w:val="clear" w:color="auto" w:fill="auto"/>
-            <w:vAlign w:val="center"/>
-          </w:tcPr>
-          <w:p>
-            <w:pPr>
-              <w:jc w:val="center"/>
-              <w:rPr>
-                <w:sz w:val="24"/>
-              </w:rPr>
-            </w:pPr>
-            <w:r>
-              <w:rPr>
-                <w:sz w:val="24"/>
-              </w:rPr>
-              <w:t>240,00 ₽</w:t>
-            </w:r>
-          </w:p>
-        </w:tc>
-      </w:tr>
-      <w:tr>
-        <w:tblPrEx>
-          <w:tblCellMar>
-            <w:top w:w="0" w:type="dxa"/>
-            <w:bottom w:w="0" w:type="dxa"/>
-          </w:tblCellMar>
-        </w:tblPrEx>
-        <w:tc>
-          <w:tcPr>
-            <w:tcW w:w="567" w:type="dxa"/>
-            <w:shd w:val="clear" w:color="auto" w:fill="auto"/>
-            <w:vAlign w:val="center"/>
-          </w:tcPr>
-          <w:p>
-            <w:pPr>
-              <w:jc w:val="center"/>
-              <w:rPr>
-                <w:sz w:val="24"/>
-              </w:rPr>
-            </w:pPr>
-            <w:r>
-              <w:rPr>
-                <w:sz w:val="24"/>
-              </w:rPr>
-              <w:t>4</w:t>
-            </w:r>
-          </w:p>
-        </w:tc>
-        <w:tc>
-          <w:tcPr>
-            <w:tcW w:w="4535" w:type="dxa"/>
-            <w:shd w:val="clear" w:color="auto" w:fill="auto"/>
-          </w:tcPr>
-          <w:p>
-            <w:pPr>
-              <w:jc w:val="center"/>
-              <w:rPr>
-                <w:sz w:val="24"/>
-              </w:rPr>
-            </w:pPr>
-            <w:r>
-              <w:rPr>
-                <w:sz w:val="24"/>
-              </w:rPr>
-              <w:t>Рыбная нарезка</w:t>
-            </w:r>
-          </w:p>
-        </w:tc>
-        <w:tc>
-          <w:tcPr>
-            <w:tcW w:w="1133" w:type="dxa"/>
-            <w:shd w:val="clear" w:color="auto" w:fill="auto"/>
-            <w:vAlign w:val="center"/>
-          </w:tcPr>
-          <w:p>
-            <w:pPr>
-              <w:jc w:val="center"/>
-              <w:rPr>
-                <w:sz w:val="24"/>
-              </w:rPr>
-            </w:pPr>
-            <w:r>
-              <w:rPr>
-                <w:sz w:val="24"/>
-              </w:rPr>
-              <w:t>450,00 ₽</w:t>
-            </w:r>
-          </w:p>
-        </w:tc>
-        <w:tc>
-          <w:tcPr>
-            <w:tcW w:w="1133" w:type="dxa"/>
-            <w:shd w:val="clear" w:color="auto" w:fill="auto"/>
-            <w:vAlign w:val="center"/>
-          </w:tcPr>
-          <w:p>
-            <w:pPr>
-              <w:jc w:val="center"/>
-              <w:rPr>
-                <w:sz w:val="24"/>
-              </w:rPr>
-            </w:pPr>
-            <w:r>
-              <w:rPr>
-                <w:sz w:val="24"/>
-              </w:rPr>
-              <w:t>15</w:t>
-            </w:r>
-          </w:p>
-        </w:tc>
-        <w:tc>
-          <w:tcPr>
-            <w:tcW w:w="1133" w:type="dxa"/>
-            <w:shd w:val="clear" w:color="auto" w:fill="auto"/>
-            <w:vAlign w:val="center"/>
-          </w:tcPr>
-          <w:p>
-            <w:pPr>
-              <w:jc w:val="center"/>
-              <w:rPr>
-                <w:sz w:val="24"/>
-              </w:rPr>
-            </w:pPr>
-            <w:r>
-              <w:rPr>
-                <w:sz w:val="24"/>
-              </w:rPr>
-              <w:t>6 750,00 ₽</w:t>
-            </w:r>
-          </w:p>
-        </w:tc>
-      </w:tr>
-      <w:tr>
-        <w:tblPrEx>
-          <w:tblCellMar>
-            <w:top w:w="0" w:type="dxa"/>
-            <w:bottom w:w="0" w:type="dxa"/>
-          </w:tblCellMar>
-        </w:tblPrEx>
-        <w:tc>
-          <w:tcPr>
-            <w:tcW w:w="567" w:type="dxa"/>
-            <w:shd w:val="clear" w:color="auto" w:fill="auto"/>
-            <w:vAlign w:val="center"/>
-          </w:tcPr>
-          <w:p>
-            <w:pPr>
-              <w:jc w:val="center"/>
-              <w:rPr>
-                <w:sz w:val="24"/>
-              </w:rPr>
-            </w:pPr>
-            <w:r>
-              <w:rPr>
-                <w:sz w:val="24"/>
-              </w:rPr>
-              <w:t>5</w:t>
-            </w:r>
-          </w:p>
-        </w:tc>
-        <w:tc>
-          <w:tcPr>
-            <w:tcW w:w="4535" w:type="dxa"/>
-            <w:shd w:val="clear" w:color="auto" w:fill="auto"/>
-          </w:tcPr>
-          <w:p>
-            <w:pPr>
-              <w:jc w:val="center"/>
-              <w:rPr>
-                <w:sz w:val="24"/>
-              </w:rPr>
-            </w:pPr>
-            <w:r>
-              <w:rPr>
-                <w:sz w:val="24"/>
-              </w:rPr>
-              <w:t>Пирожки с капустой</w:t>
-            </w:r>
-          </w:p>
-        </w:tc>
-        <w:tc>
-          <w:tcPr>
-            <w:tcW w:w="1133" w:type="dxa"/>
-            <w:shd w:val="clear" w:color="auto" w:fill="auto"/>
-            <w:vAlign w:val="center"/>
-          </w:tcPr>
-          <w:p>
-            <w:pPr>
-              <w:jc w:val="center"/>
-              <w:rPr>
-                <w:sz w:val="24"/>
-              </w:rPr>
-            </w:pPr>
-            <w:r>
-              <w:rPr>
-                <w:sz w:val="24"/>
-              </w:rPr>
-              <w:t>120,00 ₽</w:t>
-            </w:r>
-          </w:p>
-        </w:tc>
-        <w:tc>
-          <w:tcPr>
-            <w:tcW w:w="1133" w:type="dxa"/>
-            <w:shd w:val="clear" w:color="auto" w:fill="auto"/>
-            <w:vAlign w:val="center"/>
-          </w:tcPr>
-          <w:p>
-            <w:pPr>
-              <w:jc w:val="center"/>
-              <w:rPr>
-                <w:sz w:val="24"/>
-              </w:rPr>
-            </w:pPr>
-            <w:r>
-              <w:rPr>
-                <w:sz w:val="24"/>
-              </w:rPr>
-              <w:t>15</w:t>
-            </w:r>
-          </w:p>
-        </w:tc>
-        <w:tc>
-          <w:tcPr>
-            <w:tcW w:w="1133" w:type="dxa"/>
-            <w:shd w:val="clear" w:color="auto" w:fill="auto"/>
-            <w:vAlign w:val="center"/>
-          </w:tcPr>
-          <w:p>
-            <w:pPr>
-              <w:jc w:val="center"/>
-              <w:rPr>
-                <w:sz w:val="24"/>
-              </w:rPr>
-            </w:pPr>
-            <w:r>
-              <w:rPr>
-                <w:sz w:val="24"/>
-              </w:rPr>
-              <w:t>1 800,00 ₽</w:t>
-            </w:r>
-          </w:p>
-        </w:tc>
-      </w:tr>
-      <w:tr>
-        <w:tblPrEx>
-          <w:tblCellMar>
-            <w:top w:w="0" w:type="dxa"/>
-            <w:bottom w:w="0" w:type="dxa"/>
-          </w:tblCellMar>
-        </w:tblPrEx>
-        <w:tc>
-          <w:tcPr>
-            <w:tcW w:w="567" w:type="dxa"/>
-            <w:shd w:val="clear" w:color="auto" w:fill="auto"/>
-            <w:vAlign w:val="center"/>
-          </w:tcPr>
-          <w:p>
-            <w:pPr>
-              <w:jc w:val="center"/>
-              <w:rPr>
-                <w:sz w:val="24"/>
-              </w:rPr>
-            </w:pPr>
-            <w:r>
-              <w:rPr>
-                <w:sz w:val="24"/>
-              </w:rPr>
-              <w:t>6</w:t>
-            </w:r>
-          </w:p>
-        </w:tc>
-        <w:tc>
-          <w:tcPr>
-            <w:tcW w:w="4535" w:type="dxa"/>
-            <w:shd w:val="clear" w:color="auto" w:fill="auto"/>
-          </w:tcPr>
-          <w:p>
-            <w:pPr>
-              <w:jc w:val="center"/>
-              <w:rPr>
-                <w:sz w:val="24"/>
-              </w:rPr>
-            </w:pPr>
-            <w:r>
-              <w:rPr>
-                <w:sz w:val="24"/>
-              </w:rPr>
-              <w:t>Борщ</w:t>
-            </w:r>
-          </w:p>
-        </w:tc>
-        <w:tc>
-          <w:tcPr>
-            <w:tcW w:w="1133" w:type="dxa"/>
-            <w:shd w:val="clear" w:color="auto" w:fill="auto"/>
-            <w:vAlign w:val="center"/>
-          </w:tcPr>
-          <w:p>
-            <w:pPr>
-              <w:jc w:val="center"/>
-              <w:rPr>
-                <w:sz w:val="24"/>
-              </w:rPr>
-            </w:pPr>
-            <w:r>
-              <w:rPr>
-                <w:sz w:val="24"/>
-              </w:rPr>
-              <w:t>180,00 ₽</w:t>
-            </w:r>
-          </w:p>
-        </w:tc>
-        <w:tc>
-          <w:tcPr>
-            <w:tcW w:w="1133" w:type="dxa"/>
-            <w:shd w:val="clear" w:color="auto" w:fill="auto"/>
-            <w:vAlign w:val="center"/>
-          </w:tcPr>
-          <w:p>
-            <w:pPr>
-              <w:jc w:val="center"/>
-              <w:rPr>
-                <w:sz w:val="24"/>
-              </w:rPr>
-            </w:pPr>
-            <w:r>
-              <w:rPr>
-                <w:sz w:val="24"/>
-              </w:rPr>
-              <w:t>15</w:t>
-            </w:r>
-          </w:p>
-        </w:tc>
-        <w:tc>
-          <w:tcPr>
-            <w:tcW w:w="1133" w:type="dxa"/>
-            <w:shd w:val="clear" w:color="auto" w:fill="auto"/>
-            <w:vAlign w:val="center"/>
-          </w:tcPr>
-          <w:p>
-            <w:pPr>
-              <w:jc w:val="center"/>
-              <w:rPr>
-                <w:sz w:val="24"/>
-              </w:rPr>
-            </w:pPr>
-            <w:r>
-              <w:rPr>
-                <w:sz w:val="24"/>
-              </w:rPr>
-              <w:t>2 700,00 ₽</w:t>
-            </w:r>
-          </w:p>
-        </w:tc>
-      </w:tr>
-      <w:tr>
-        <w:tblPrEx>
-          <w:tblCellMar>
-            <w:top w:w="0" w:type="dxa"/>
-            <w:bottom w:w="0" w:type="dxa"/>
-          </w:tblCellMar>
-        </w:tblPrEx>
-        <w:tc>
-          <w:tcPr>
-            <w:tcW w:w="567" w:type="dxa"/>
-            <w:shd w:val="clear" w:color="auto" w:fill="auto"/>
-            <w:vAlign w:val="center"/>
-          </w:tcPr>
-          <w:p>
-            <w:pPr>
-              <w:jc w:val="center"/>
-              <w:rPr>
-                <w:sz w:val="24"/>
-              </w:rPr>
-            </w:pPr>
-            <w:r>
-              <w:rPr>
-                <w:sz w:val="24"/>
-              </w:rPr>
-              <w:t>7</w:t>
-            </w:r>
-          </w:p>
-        </w:tc>
-        <w:tc>
-          <w:tcPr>
-            <w:tcW w:w="4535" w:type="dxa"/>
-            <w:shd w:val="clear" w:color="auto" w:fill="auto"/>
-          </w:tcPr>
-          <w:p>
-            <w:pPr>
-              <w:jc w:val="center"/>
-              <w:rPr>
-                <w:sz w:val="24"/>
-              </w:rPr>
-            </w:pPr>
-            <w:r>
-              <w:rPr>
-                <w:sz w:val="24"/>
-              </w:rPr>
-              <w:t>Салат с крабовыми палочками</w:t>
-            </w:r>
-          </w:p>
-        </w:tc>
-        <w:tc>
-          <w:tcPr>
-            <w:tcW w:w="1133" w:type="dxa"/>
-            <w:shd w:val="clear" w:color="auto" w:fill="auto"/>
-            <w:vAlign w:val="center"/>
-          </w:tcPr>
-          <w:p>
-            <w:pPr>
-              <w:jc w:val="center"/>
-              <w:rPr>
-                <w:sz w:val="24"/>
-              </w:rPr>
-            </w:pPr>
-            <w:r>
-              <w:rPr>
-                <w:sz w:val="24"/>
-              </w:rPr>
-              <w:t>170,00 ₽</w:t>
-            </w:r>
-          </w:p>
-        </w:tc>
-        <w:tc>
-          <w:tcPr>
-            <w:tcW w:w="1133" w:type="dxa"/>
-            <w:shd w:val="clear" w:color="auto" w:fill="auto"/>
-            <w:vAlign w:val="center"/>
-          </w:tcPr>
-          <w:p>
-            <w:pPr>
-              <w:jc w:val="center"/>
-              <w:rPr>
-                <w:sz w:val="24"/>
-              </w:rPr>
-            </w:pPr>
-            <w:r>
-              <w:rPr>
-                <w:sz w:val="24"/>
-              </w:rPr>
-              <w:t>15</w:t>
-            </w:r>
-          </w:p>
-        </w:tc>
-        <w:tc>
-          <w:tcPr>
-            <w:tcW w:w="1133" w:type="dxa"/>
-            <w:shd w:val="clear" w:color="auto" w:fill="auto"/>
-            <w:vAlign w:val="center"/>
-          </w:tcPr>
-          <w:p>
-            <w:pPr>
-              <w:jc w:val="center"/>
-              <w:rPr>
-                <w:sz w:val="24"/>
-              </w:rPr>
-            </w:pPr>
-            <w:r>
-              <w:rPr>
-                <w:sz w:val="24"/>
-              </w:rPr>
-              <w:t>2 550,00 ₽</w:t>
-            </w:r>
-          </w:p>
-        </w:tc>
-      </w:tr>
-      <w:tr>
-        <w:tblPrEx>
-          <w:tblCellMar>
-            <w:top w:w="0" w:type="dxa"/>
-            <w:bottom w:w="0" w:type="dxa"/>
-          </w:tblCellMar>
-        </w:tblPrEx>
-        <w:tc>
-          <w:tcPr>
-            <w:tcW w:w="567" w:type="dxa"/>
-            <w:shd w:val="clear" w:color="auto" w:fill="auto"/>
-            <w:vAlign w:val="center"/>
-          </w:tcPr>
-          <w:p>
-            <w:pPr>
-              <w:jc w:val="center"/>
-              <w:rPr>
-                <w:sz w:val="24"/>
-              </w:rPr>
-            </w:pPr>
-            <w:r>
-              <w:rPr>
-                <w:sz w:val="24"/>
-              </w:rPr>
-              <w:t>8</w:t>
-            </w:r>
-          </w:p>
-        </w:tc>
-        <w:tc>
-          <w:tcPr>
-            <w:tcW w:w="4535" w:type="dxa"/>
-            <w:shd w:val="clear" w:color="auto" w:fill="auto"/>
-          </w:tcPr>
-          <w:p>
-            <w:pPr>
-              <w:jc w:val="center"/>
-              <w:rPr>
-                <w:sz w:val="24"/>
-              </w:rPr>
-            </w:pPr>
-            <w:r>
-              <w:rPr>
-                <w:sz w:val="24"/>
-              </w:rPr>
-              <w:t>Рыба, запеченная с луком</w:t>
-            </w:r>
-          </w:p>
-        </w:tc>
-        <w:tc>
-          <w:tcPr>
-            <w:tcW w:w="1133" w:type="dxa"/>
-            <w:shd w:val="clear" w:color="auto" w:fill="auto"/>
-            <w:vAlign w:val="center"/>
-          </w:tcPr>
-          <w:p>
-            <w:pPr>
-              <w:jc w:val="center"/>
-              <w:rPr>
-                <w:sz w:val="24"/>
-              </w:rPr>
-            </w:pPr>
-            <w:r>
-              <w:rPr>
-                <w:sz w:val="24"/>
-              </w:rPr>
-              <w:t>300,00 ₽</w:t>
-            </w:r>
-          </w:p>
-        </w:tc>
-        <w:tc>
-          <w:tcPr>
-            <w:tcW w:w="1133" w:type="dxa"/>
-            <w:shd w:val="clear" w:color="auto" w:fill="auto"/>
-            <w:vAlign w:val="center"/>
-          </w:tcPr>
-          <w:p>
-            <w:pPr>
-              <w:jc w:val="center"/>
-              <w:rPr>
-                <w:sz w:val="24"/>
-              </w:rPr>
-            </w:pPr>
-            <w:r>
-              <w:rPr>
-                <w:sz w:val="24"/>
-              </w:rPr>
-              <w:t>15</w:t>
-            </w:r>
-          </w:p>
-        </w:tc>
-        <w:tc>
-          <w:tcPr>
-            <w:tcW w:w="1133" w:type="dxa"/>
-            <w:shd w:val="clear" w:color="auto" w:fill="auto"/>
-            <w:vAlign w:val="center"/>
-          </w:tcPr>
-          <w:p>
-            <w:pPr>
-              <w:jc w:val="center"/>
-              <w:rPr>
-                <w:sz w:val="24"/>
-              </w:rPr>
-            </w:pPr>
-            <w:r>
-              <w:rPr>
-                <w:sz w:val="24"/>
-              </w:rPr>
-              <w:t>4 500,00 ₽</w:t>
+                <w:b/>
+                <w:sz w:val="24"/>
+              </w:rPr>
+            </w:pPr>
+            <w:r>
+              <w:rPr>
+                <w:b/>
+                <w:sz w:val="24"/>
+              </w:rPr>
+              <w:t>100 000,00 ₽</w:t>
             </w:r>
           </w:p>
         </w:tc>
@@ -1301,14 +555,18 @@
                 <w:lang w:val="en-US"/>
               </w:rPr>
             </w:pPr>
+            <w:bookmarkStart w:id="7" w:name="CountOrder"/>
+            <w:proofErr w:type="spellStart"/>
             <w:r>
               <w:rPr>
                 <w:bCs/>
                 <w:sz w:val="24"/>
                 <w:lang w:val="en-US"/>
               </w:rPr>
-              <w:t>23 840,00 ₽</w:t>
-            </w:r>
+              <w:t>CountOrder</w:t>
+            </w:r>
+            <w:bookmarkEnd w:id="7"/>
+            <w:proofErr w:type="spellEnd"/>
           </w:p>
         </w:tc>
       </w:tr>
@@ -1331,13 +589,15 @@
               </w:rPr>
               <w:t>СКИДКА (</w:t>
             </w:r>
+            <w:bookmarkStart w:id="8" w:name="Discount"/>
             <w:r>
               <w:rPr>
                 <w:sz w:val="24"/>
                 <w:lang w:val="en-US"/>
               </w:rPr>
-              <w:t>0</w:t>
-            </w:r>
+              <w:t>Discount</w:t>
+            </w:r>
+            <w:bookmarkEnd w:id="8"/>
             <w:r>
               <w:rPr>
                 <w:sz w:val="24"/>
@@ -1360,14 +620,18 @@
                 <w:lang w:val="en-US"/>
               </w:rPr>
             </w:pPr>
+            <w:bookmarkStart w:id="9" w:name="DiscountAmoust"/>
+            <w:proofErr w:type="spellStart"/>
             <w:r>
               <w:rPr>
                 <w:bCs/>
                 <w:sz w:val="24"/>
                 <w:lang w:val="en-US"/>
               </w:rPr>
-              <w:t>0,00 ₽</w:t>
-            </w:r>
+              <w:t>DiscountAmoust</w:t>
+            </w:r>
+            <w:bookmarkEnd w:id="9"/>
+            <w:proofErr w:type="spellEnd"/>
           </w:p>
         </w:tc>
       </w:tr>
@@ -1407,14 +671,18 @@
                 <w:lang w:val="en-US"/>
               </w:rPr>
             </w:pPr>
+            <w:bookmarkStart w:id="10" w:name="CountOrderAmoust"/>
+            <w:proofErr w:type="spellStart"/>
             <w:r>
               <w:rPr>
                 <w:b/>
                 <w:sz w:val="24"/>
                 <w:lang w:val="en-US"/>
               </w:rPr>
-              <w:t>23 840,00 ₽</w:t>
-            </w:r>
+              <w:t>CountOrderAmoust</w:t>
+            </w:r>
+            <w:bookmarkEnd w:id="10"/>
+            <w:proofErr w:type="spellEnd"/>
           </w:p>
         </w:tc>
       </w:tr>
@@ -1451,13 +719,17 @@
                 <w:lang w:val="en-US"/>
               </w:rPr>
             </w:pPr>
+            <w:bookmarkStart w:id="11" w:name="Prepaymant"/>
+            <w:proofErr w:type="spellStart"/>
             <w:r>
               <w:rPr>
                 <w:sz w:val="24"/>
                 <w:lang w:val="en-US"/>
               </w:rPr>
-              <w:t>11 920,00 ₽</w:t>
-            </w:r>
+              <w:t>Prepaymant</w:t>
+            </w:r>
+            <w:bookmarkEnd w:id="11"/>
+            <w:proofErr w:type="spellEnd"/>
           </w:p>
         </w:tc>
       </w:tr>
@@ -1494,13 +766,17 @@
                 <w:lang w:val="en-US"/>
               </w:rPr>
             </w:pPr>
+            <w:bookmarkStart w:id="12" w:name="AddExpenses"/>
+            <w:proofErr w:type="spellStart"/>
             <w:r>
               <w:rPr>
                 <w:sz w:val="24"/>
                 <w:lang w:val="en-US"/>
               </w:rPr>
-              <w:t>0,00 ₽</w:t>
-            </w:r>
+              <w:t>AddExpenses</w:t>
+            </w:r>
+            <w:bookmarkEnd w:id="12"/>
+            <w:proofErr w:type="spellEnd"/>
           </w:p>
         </w:tc>
       </w:tr>
@@ -1524,7 +800,6 @@
         <w:rPr>
           <w:sz w:val="20"/>
         </w:rPr>
-        <w:lastRenderedPageBreak/>
         <w:t>****************************************</w:t>
       </w:r>
     </w:p>
@@ -1532,48 +807,9 @@
       <w:pPr>
         <w:jc w:val="center"/>
         <w:rPr>
-          <w:i/>
-          <w:sz w:val="20"/>
+          <w:sz w:val="16"/>
         </w:rPr>
       </w:pPr>
-      <w:r>
-        <w:rPr>
-          <w:i/>
-          <w:sz w:val="20"/>
-        </w:rPr>
-        <w:t>Документ сгенерирован: 12.12.2025 07:39:45</w:t>
-      </w:r>
-    </w:p>
-    <w:p>
-      <w:pPr>
-        <w:jc w:val="center"/>
-        <w:rPr>
-          <w:i/>
-          <w:sz w:val="20"/>
-        </w:rPr>
-      </w:pPr>
-      <w:r>
-        <w:rPr>
-          <w:i/>
-          <w:sz w:val="20"/>
-        </w:rPr>
-        <w:t>Сотрудник: Щеглова А.Л.</w:t>
-      </w:r>
-    </w:p>
-    <w:p>
-      <w:pPr>
-        <w:jc w:val="center"/>
-        <w:rPr>
-          <w:sz w:val="16"/>
-        </w:rPr>
-      </w:pPr>
-      <w:r>
-        <w:rPr>
-          <w:i/>
-          <w:sz w:val="20"/>
-        </w:rPr>
-        <w:t>Заказ был оформлен: Щеглова А.Л.</w:t>
-      </w:r>
     </w:p>
     <w:sectPr>
       <w:pgSz w:w="11906" w:h="16838"/>

--- a/Kursovaya/bin/Debug/Resources/secondblank.docx
+++ b/Kursovaya/bin/Debug/Resources/secondblank.docx
@@ -31,17 +31,13 @@
         </w:rPr>
         <w:t xml:space="preserve">Номер заказа: </w:t>
       </w:r>
-      <w:bookmarkStart w:id="0" w:name="NumberOrder"/>
-      <w:proofErr w:type="spellStart"/>
       <w:r>
         <w:rPr>
           <w:sz w:val="24"/>
           <w:lang w:val="en-US"/>
         </w:rPr>
-        <w:t>NumberOrder</w:t>
-      </w:r>
-      <w:bookmarkEnd w:id="0"/>
-      <w:proofErr w:type="spellEnd"/>
+        <w:t>267</w:t>
+      </w:r>
     </w:p>
     <w:p>
       <w:pPr>
@@ -56,17 +52,13 @@
         </w:rPr>
         <w:t xml:space="preserve">Дата создания: </w:t>
       </w:r>
-      <w:bookmarkStart w:id="1" w:name="DateOrder"/>
-      <w:proofErr w:type="spellStart"/>
       <w:r>
         <w:rPr>
           <w:sz w:val="24"/>
           <w:lang w:val="en-US"/>
         </w:rPr>
-        <w:t>DateOrder</w:t>
-      </w:r>
-      <w:bookmarkEnd w:id="1"/>
-      <w:proofErr w:type="spellEnd"/>
+        <w:t>10.12.2025</w:t>
+      </w:r>
     </w:p>
     <w:p>
       <w:pPr>
@@ -81,17 +73,13 @@
         </w:rPr>
         <w:t xml:space="preserve">Клиент: </w:t>
       </w:r>
-      <w:bookmarkStart w:id="2" w:name="NameClient"/>
-      <w:proofErr w:type="spellStart"/>
       <w:r>
         <w:rPr>
           <w:sz w:val="24"/>
           <w:lang w:val="en-US"/>
         </w:rPr>
-        <w:t>NameClient</w:t>
-      </w:r>
-      <w:bookmarkEnd w:id="2"/>
-      <w:proofErr w:type="spellEnd"/>
+        <w:t>Козлова Е.И.</w:t>
+      </w:r>
     </w:p>
     <w:p>
       <w:pPr>
@@ -106,17 +94,13 @@
         </w:rPr>
         <w:t xml:space="preserve">Телефон: </w:t>
       </w:r>
-      <w:bookmarkStart w:id="3" w:name="NumberPhone"/>
-      <w:proofErr w:type="spellStart"/>
       <w:r>
         <w:rPr>
           <w:sz w:val="24"/>
           <w:lang w:val="en-US"/>
         </w:rPr>
-        <w:t>NumberPhone</w:t>
-      </w:r>
-      <w:bookmarkEnd w:id="3"/>
-      <w:proofErr w:type="spellEnd"/>
+        <w:t>79011223344</w:t>
+      </w:r>
     </w:p>
     <w:p>
       <w:pPr>
@@ -131,15 +115,13 @@
         </w:rPr>
         <w:t xml:space="preserve">Мероприятие: </w:t>
       </w:r>
-      <w:bookmarkStart w:id="4" w:name="Event"/>
       <w:r>
         <w:rPr>
           <w:sz w:val="24"/>
           <w:lang w:val="en-US"/>
         </w:rPr>
-        <w:t>Event</w:t>
-      </w:r>
-      <w:bookmarkEnd w:id="4"/>
+        <w:t>Поминальный обед</w:t>
+      </w:r>
     </w:p>
     <w:p>
       <w:pPr>
@@ -154,17 +136,13 @@
         </w:rPr>
         <w:t xml:space="preserve">Дата: </w:t>
       </w:r>
-      <w:bookmarkStart w:id="5" w:name="DateCreate"/>
-      <w:proofErr w:type="spellStart"/>
       <w:r>
         <w:rPr>
           <w:sz w:val="24"/>
           <w:lang w:val="en-US"/>
         </w:rPr>
-        <w:t>DateCreate</w:t>
-      </w:r>
-      <w:bookmarkEnd w:id="5"/>
-      <w:proofErr w:type="spellEnd"/>
+        <w:t>24.12.2025</w:t>
+      </w:r>
     </w:p>
     <w:p>
       <w:pPr>
@@ -179,15 +157,13 @@
         </w:rPr>
         <w:t xml:space="preserve">Время: </w:t>
       </w:r>
-      <w:bookmarkStart w:id="6" w:name="Time"/>
       <w:r>
         <w:rPr>
           <w:sz w:val="24"/>
           <w:lang w:val="en-US"/>
         </w:rPr>
-        <w:t>Time</w:t>
-      </w:r>
-      <w:bookmarkEnd w:id="6"/>
+        <w:t>12:00 - 14:00</w:t>
+      </w:r>
     </w:p>
     <w:p>
       <w:pPr>
@@ -233,13 +209,19 @@
         <w:tblLook w:val="0000" w:firstRow="0" w:lastRow="0" w:firstColumn="0" w:lastColumn="0" w:noHBand="0" w:noVBand="0"/>
       </w:tblPr>
       <w:tblGrid>
-        <w:gridCol w:w="589"/>
-        <w:gridCol w:w="4714"/>
-        <w:gridCol w:w="1231"/>
-        <w:gridCol w:w="1178"/>
-        <w:gridCol w:w="1358"/>
+        <w:gridCol w:w="604"/>
+        <w:gridCol w:w="4839"/>
+        <w:gridCol w:w="1209"/>
+        <w:gridCol w:w="1209"/>
+        <w:gridCol w:w="1209"/>
       </w:tblGrid>
       <w:tr>
+        <w:tblPrEx>
+          <w:tblCellMar>
+            <w:top w:w="0" w:type="dxa"/>
+            <w:bottom w:w="0" w:type="dxa"/>
+          </w:tblCellMar>
+        </w:tblPrEx>
         <w:tc>
           <w:tcPr>
             <w:tcW w:w="567" w:type="dxa"/>
@@ -356,6 +338,12 @@
         </w:tc>
       </w:tr>
       <w:tr>
+        <w:tblPrEx>
+          <w:tblCellMar>
+            <w:top w:w="0" w:type="dxa"/>
+            <w:bottom w:w="0" w:type="dxa"/>
+          </w:tblCellMar>
+        </w:tblPrEx>
         <w:tc>
           <w:tcPr>
             <w:tcW w:w="567" w:type="dxa"/>
@@ -366,13 +354,11 @@
             <w:pPr>
               <w:jc w:val="center"/>
               <w:rPr>
-                <w:b/>
-                <w:sz w:val="24"/>
-              </w:rPr>
-            </w:pPr>
-            <w:r>
-              <w:rPr>
-                <w:b/>
+                <w:sz w:val="24"/>
+              </w:rPr>
+            </w:pPr>
+            <w:r>
+              <w:rPr>
                 <w:sz w:val="24"/>
               </w:rPr>
               <w:t>1</w:t>
@@ -388,32 +374,14 @@
             <w:pPr>
               <w:jc w:val="center"/>
               <w:rPr>
-                <w:b/>
-                <w:sz w:val="24"/>
-              </w:rPr>
-            </w:pPr>
-            <w:r>
-              <w:rPr>
-                <w:b/>
-                <w:sz w:val="24"/>
-              </w:rPr>
-              <w:t xml:space="preserve">Торт </w:t>
-            </w:r>
-            <w:proofErr w:type="spellStart"/>
-            <w:r>
-              <w:rPr>
-                <w:b/>
-                <w:sz w:val="24"/>
-              </w:rPr>
-              <w:t>Бискватное</w:t>
-            </w:r>
-            <w:proofErr w:type="spellEnd"/>
-            <w:r>
-              <w:rPr>
-                <w:b/>
-                <w:sz w:val="24"/>
-              </w:rPr>
-              <w:t xml:space="preserve"> облако</w:t>
+                <w:sz w:val="24"/>
+              </w:rPr>
+            </w:pPr>
+            <w:r>
+              <w:rPr>
+                <w:sz w:val="24"/>
+              </w:rPr>
+              <w:t>Кутья из риса поминальная</w:t>
             </w:r>
           </w:p>
         </w:tc>
@@ -427,16 +395,14 @@
             <w:pPr>
               <w:jc w:val="center"/>
               <w:rPr>
-                <w:b/>
-                <w:sz w:val="24"/>
-              </w:rPr>
-            </w:pPr>
-            <w:r>
-              <w:rPr>
-                <w:b/>
-                <w:sz w:val="24"/>
-              </w:rPr>
-              <w:t>10 000,00 ₽</w:t>
+                <w:sz w:val="24"/>
+              </w:rPr>
+            </w:pPr>
+            <w:r>
+              <w:rPr>
+                <w:sz w:val="24"/>
+              </w:rPr>
+              <w:t>400,00 ₽</w:t>
             </w:r>
           </w:p>
         </w:tc>
@@ -450,16 +416,14 @@
             <w:pPr>
               <w:jc w:val="center"/>
               <w:rPr>
-                <w:b/>
-                <w:sz w:val="24"/>
-              </w:rPr>
-            </w:pPr>
-            <w:r>
-              <w:rPr>
-                <w:b/>
-                <w:sz w:val="24"/>
-              </w:rPr>
-              <w:t>10</w:t>
+                <w:sz w:val="24"/>
+              </w:rPr>
+            </w:pPr>
+            <w:r>
+              <w:rPr>
+                <w:sz w:val="24"/>
+              </w:rPr>
+              <w:t>1</w:t>
             </w:r>
           </w:p>
         </w:tc>
@@ -473,16 +437,14 @@
             <w:pPr>
               <w:jc w:val="center"/>
               <w:rPr>
-                <w:b/>
-                <w:sz w:val="24"/>
-              </w:rPr>
-            </w:pPr>
-            <w:r>
-              <w:rPr>
-                <w:b/>
-                <w:sz w:val="24"/>
-              </w:rPr>
-              <w:t>100 000,00 ₽</w:t>
+                <w:sz w:val="24"/>
+              </w:rPr>
+            </w:pPr>
+            <w:r>
+              <w:rPr>
+                <w:sz w:val="24"/>
+              </w:rPr>
+              <w:t>400,00 ₽</w:t>
             </w:r>
           </w:p>
         </w:tc>
@@ -555,18 +517,14 @@
                 <w:lang w:val="en-US"/>
               </w:rPr>
             </w:pPr>
-            <w:bookmarkStart w:id="7" w:name="CountOrder"/>
-            <w:proofErr w:type="spellStart"/>
             <w:r>
               <w:rPr>
                 <w:bCs/>
                 <w:sz w:val="24"/>
                 <w:lang w:val="en-US"/>
               </w:rPr>
-              <w:t>CountOrder</w:t>
-            </w:r>
-            <w:bookmarkEnd w:id="7"/>
-            <w:proofErr w:type="spellEnd"/>
+              <w:t>400,00 ₽</w:t>
+            </w:r>
           </w:p>
         </w:tc>
       </w:tr>
@@ -589,15 +547,13 @@
               </w:rPr>
               <w:t>СКИДКА (</w:t>
             </w:r>
-            <w:bookmarkStart w:id="8" w:name="Discount"/>
             <w:r>
               <w:rPr>
                 <w:sz w:val="24"/>
                 <w:lang w:val="en-US"/>
               </w:rPr>
-              <w:t>Discount</w:t>
-            </w:r>
-            <w:bookmarkEnd w:id="8"/>
+              <w:t>0</w:t>
+            </w:r>
             <w:r>
               <w:rPr>
                 <w:sz w:val="24"/>
@@ -620,18 +576,14 @@
                 <w:lang w:val="en-US"/>
               </w:rPr>
             </w:pPr>
-            <w:bookmarkStart w:id="9" w:name="DiscountAmoust"/>
-            <w:proofErr w:type="spellStart"/>
             <w:r>
               <w:rPr>
                 <w:bCs/>
                 <w:sz w:val="24"/>
                 <w:lang w:val="en-US"/>
               </w:rPr>
-              <w:t>DiscountAmoust</w:t>
-            </w:r>
-            <w:bookmarkEnd w:id="9"/>
-            <w:proofErr w:type="spellEnd"/>
+              <w:t>0,00 ₽</w:t>
+            </w:r>
           </w:p>
         </w:tc>
       </w:tr>
@@ -671,18 +623,14 @@
                 <w:lang w:val="en-US"/>
               </w:rPr>
             </w:pPr>
-            <w:bookmarkStart w:id="10" w:name="CountOrderAmoust"/>
-            <w:proofErr w:type="spellStart"/>
             <w:r>
               <w:rPr>
                 <w:b/>
                 <w:sz w:val="24"/>
                 <w:lang w:val="en-US"/>
               </w:rPr>
-              <w:t>CountOrderAmoust</w:t>
-            </w:r>
-            <w:bookmarkEnd w:id="10"/>
-            <w:proofErr w:type="spellEnd"/>
+              <w:t>400,00 ₽</w:t>
+            </w:r>
           </w:p>
         </w:tc>
       </w:tr>
@@ -719,17 +667,13 @@
                 <w:lang w:val="en-US"/>
               </w:rPr>
             </w:pPr>
-            <w:bookmarkStart w:id="11" w:name="Prepaymant"/>
-            <w:proofErr w:type="spellStart"/>
             <w:r>
               <w:rPr>
                 <w:sz w:val="24"/>
                 <w:lang w:val="en-US"/>
               </w:rPr>
-              <w:t>Prepaymant</w:t>
-            </w:r>
-            <w:bookmarkEnd w:id="11"/>
-            <w:proofErr w:type="spellEnd"/>
+              <w:t>40,00 ₽</w:t>
+            </w:r>
           </w:p>
         </w:tc>
       </w:tr>
@@ -766,17 +710,13 @@
                 <w:lang w:val="en-US"/>
               </w:rPr>
             </w:pPr>
-            <w:bookmarkStart w:id="12" w:name="AddExpenses"/>
-            <w:proofErr w:type="spellStart"/>
             <w:r>
               <w:rPr>
                 <w:sz w:val="24"/>
                 <w:lang w:val="en-US"/>
               </w:rPr>
-              <w:t>AddExpenses</w:t>
-            </w:r>
-            <w:bookmarkEnd w:id="12"/>
-            <w:proofErr w:type="spellEnd"/>
+              <w:t>0,00 ₽</w:t>
+            </w:r>
           </w:p>
         </w:tc>
       </w:tr>
@@ -807,9 +747,48 @@
       <w:pPr>
         <w:jc w:val="center"/>
         <w:rPr>
+          <w:i/>
+          <w:sz w:val="20"/>
+        </w:rPr>
+      </w:pPr>
+      <w:r>
+        <w:rPr>
+          <w:i/>
+          <w:sz w:val="20"/>
+        </w:rPr>
+        <w:t>Документ сгенерирован: 28.04.2026 16:04:36</w:t>
+      </w:r>
+    </w:p>
+    <w:p>
+      <w:pPr>
+        <w:jc w:val="center"/>
+        <w:rPr>
+          <w:i/>
+          <w:sz w:val="20"/>
+        </w:rPr>
+      </w:pPr>
+      <w:r>
+        <w:rPr>
+          <w:i/>
+          <w:sz w:val="20"/>
+        </w:rPr>
+        <w:t>Сотрудник: Алексеев М.М.</w:t>
+      </w:r>
+    </w:p>
+    <w:p>
+      <w:pPr>
+        <w:jc w:val="center"/>
+        <w:rPr>
           <w:sz w:val="16"/>
         </w:rPr>
       </w:pPr>
+      <w:r>
+        <w:rPr>
+          <w:i/>
+          <w:sz w:val="20"/>
+        </w:rPr>
+        <w:t>Заказ был оформлен: Щеглова А.Л.</w:t>
+      </w:r>
     </w:p>
     <w:sectPr>
       <w:pgSz w:w="11906" w:h="16838"/>

--- a/Kursovaya/bin/Debug/Resources/secondblank.docx
+++ b/Kursovaya/bin/Debug/Resources/secondblank.docx
@@ -31,13 +31,17 @@
         </w:rPr>
         <w:t xml:space="preserve">Номер заказа: </w:t>
       </w:r>
+      <w:bookmarkStart w:id="0" w:name="NumberOrder"/>
+      <w:proofErr w:type="spellStart"/>
       <w:r>
         <w:rPr>
           <w:sz w:val="24"/>
           <w:lang w:val="en-US"/>
         </w:rPr>
-        <w:t>267</w:t>
-      </w:r>
+        <w:t>NumberOrder</w:t>
+      </w:r>
+      <w:bookmarkEnd w:id="0"/>
+      <w:proofErr w:type="spellEnd"/>
     </w:p>
     <w:p>
       <w:pPr>
@@ -52,13 +56,17 @@
         </w:rPr>
         <w:t xml:space="preserve">Дата создания: </w:t>
       </w:r>
+      <w:bookmarkStart w:id="1" w:name="DateOrder"/>
+      <w:proofErr w:type="spellStart"/>
       <w:r>
         <w:rPr>
           <w:sz w:val="24"/>
           <w:lang w:val="en-US"/>
         </w:rPr>
-        <w:t>10.12.2025</w:t>
-      </w:r>
+        <w:t>DateOrder</w:t>
+      </w:r>
+      <w:bookmarkEnd w:id="1"/>
+      <w:proofErr w:type="spellEnd"/>
     </w:p>
     <w:p>
       <w:pPr>
@@ -73,13 +81,17 @@
         </w:rPr>
         <w:t xml:space="preserve">Клиент: </w:t>
       </w:r>
+      <w:bookmarkStart w:id="2" w:name="NameClient"/>
+      <w:proofErr w:type="spellStart"/>
       <w:r>
         <w:rPr>
           <w:sz w:val="24"/>
           <w:lang w:val="en-US"/>
         </w:rPr>
-        <w:t>Козлова Е.И.</w:t>
-      </w:r>
+        <w:t>NameClient</w:t>
+      </w:r>
+      <w:bookmarkEnd w:id="2"/>
+      <w:proofErr w:type="spellEnd"/>
     </w:p>
     <w:p>
       <w:pPr>
@@ -94,13 +106,17 @@
         </w:rPr>
         <w:t xml:space="preserve">Телефон: </w:t>
       </w:r>
+      <w:bookmarkStart w:id="3" w:name="NumberPhone"/>
+      <w:proofErr w:type="spellStart"/>
       <w:r>
         <w:rPr>
           <w:sz w:val="24"/>
           <w:lang w:val="en-US"/>
         </w:rPr>
-        <w:t>79011223344</w:t>
-      </w:r>
+        <w:t>NumberPhone</w:t>
+      </w:r>
+      <w:bookmarkEnd w:id="3"/>
+      <w:proofErr w:type="spellEnd"/>
     </w:p>
     <w:p>
       <w:pPr>
@@ -115,13 +131,15 @@
         </w:rPr>
         <w:t xml:space="preserve">Мероприятие: </w:t>
       </w:r>
+      <w:bookmarkStart w:id="4" w:name="Event"/>
       <w:r>
         <w:rPr>
           <w:sz w:val="24"/>
           <w:lang w:val="en-US"/>
         </w:rPr>
-        <w:t>Поминальный обед</w:t>
-      </w:r>
+        <w:t>Event</w:t>
+      </w:r>
+      <w:bookmarkEnd w:id="4"/>
     </w:p>
     <w:p>
       <w:pPr>
@@ -136,13 +154,17 @@
         </w:rPr>
         <w:t xml:space="preserve">Дата: </w:t>
       </w:r>
+      <w:bookmarkStart w:id="5" w:name="DateCreate"/>
+      <w:proofErr w:type="spellStart"/>
       <w:r>
         <w:rPr>
           <w:sz w:val="24"/>
           <w:lang w:val="en-US"/>
         </w:rPr>
-        <w:t>24.12.2025</w:t>
-      </w:r>
+        <w:t>DateCreate</w:t>
+      </w:r>
+      <w:bookmarkEnd w:id="5"/>
+      <w:proofErr w:type="spellEnd"/>
     </w:p>
     <w:p>
       <w:pPr>
@@ -157,13 +179,15 @@
         </w:rPr>
         <w:t xml:space="preserve">Время: </w:t>
       </w:r>
+      <w:bookmarkStart w:id="6" w:name="Time"/>
       <w:r>
         <w:rPr>
           <w:sz w:val="24"/>
           <w:lang w:val="en-US"/>
         </w:rPr>
-        <w:t>12:00 - 14:00</w:t>
-      </w:r>
+        <w:t>Time</w:t>
+      </w:r>
+      <w:bookmarkEnd w:id="6"/>
     </w:p>
     <w:p>
       <w:pPr>
@@ -209,19 +233,13 @@
         <w:tblLook w:val="0000" w:firstRow="0" w:lastRow="0" w:firstColumn="0" w:lastColumn="0" w:noHBand="0" w:noVBand="0"/>
       </w:tblPr>
       <w:tblGrid>
-        <w:gridCol w:w="604"/>
-        <w:gridCol w:w="4839"/>
-        <w:gridCol w:w="1209"/>
-        <w:gridCol w:w="1209"/>
-        <w:gridCol w:w="1209"/>
+        <w:gridCol w:w="589"/>
+        <w:gridCol w:w="4714"/>
+        <w:gridCol w:w="1231"/>
+        <w:gridCol w:w="1178"/>
+        <w:gridCol w:w="1358"/>
       </w:tblGrid>
       <w:tr>
-        <w:tblPrEx>
-          <w:tblCellMar>
-            <w:top w:w="0" w:type="dxa"/>
-            <w:bottom w:w="0" w:type="dxa"/>
-          </w:tblCellMar>
-        </w:tblPrEx>
         <w:tc>
           <w:tcPr>
             <w:tcW w:w="567" w:type="dxa"/>
@@ -338,12 +356,6 @@
         </w:tc>
       </w:tr>
       <w:tr>
-        <w:tblPrEx>
-          <w:tblCellMar>
-            <w:top w:w="0" w:type="dxa"/>
-            <w:bottom w:w="0" w:type="dxa"/>
-          </w:tblCellMar>
-        </w:tblPrEx>
         <w:tc>
           <w:tcPr>
             <w:tcW w:w="567" w:type="dxa"/>
@@ -354,11 +366,13 @@
             <w:pPr>
               <w:jc w:val="center"/>
               <w:rPr>
-                <w:sz w:val="24"/>
-              </w:rPr>
-            </w:pPr>
-            <w:r>
-              <w:rPr>
+                <w:b/>
+                <w:sz w:val="24"/>
+              </w:rPr>
+            </w:pPr>
+            <w:r>
+              <w:rPr>
+                <w:b/>
                 <w:sz w:val="24"/>
               </w:rPr>
               <w:t>1</w:t>
@@ -374,14 +388,32 @@
             <w:pPr>
               <w:jc w:val="center"/>
               <w:rPr>
-                <w:sz w:val="24"/>
-              </w:rPr>
-            </w:pPr>
-            <w:r>
-              <w:rPr>
-                <w:sz w:val="24"/>
-              </w:rPr>
-              <w:t>Кутья из риса поминальная</w:t>
+                <w:b/>
+                <w:sz w:val="24"/>
+              </w:rPr>
+            </w:pPr>
+            <w:r>
+              <w:rPr>
+                <w:b/>
+                <w:sz w:val="24"/>
+              </w:rPr>
+              <w:t xml:space="preserve">Торт </w:t>
+            </w:r>
+            <w:proofErr w:type="spellStart"/>
+            <w:r>
+              <w:rPr>
+                <w:b/>
+                <w:sz w:val="24"/>
+              </w:rPr>
+              <w:t>Бискватное</w:t>
+            </w:r>
+            <w:proofErr w:type="spellEnd"/>
+            <w:r>
+              <w:rPr>
+                <w:b/>
+                <w:sz w:val="24"/>
+              </w:rPr>
+              <w:t xml:space="preserve"> облако</w:t>
             </w:r>
           </w:p>
         </w:tc>
@@ -395,14 +427,16 @@
             <w:pPr>
               <w:jc w:val="center"/>
               <w:rPr>
-                <w:sz w:val="24"/>
-              </w:rPr>
-            </w:pPr>
-            <w:r>
-              <w:rPr>
-                <w:sz w:val="24"/>
-              </w:rPr>
-              <w:t>400,00 ₽</w:t>
+                <w:b/>
+                <w:sz w:val="24"/>
+              </w:rPr>
+            </w:pPr>
+            <w:r>
+              <w:rPr>
+                <w:b/>
+                <w:sz w:val="24"/>
+              </w:rPr>
+              <w:t>10 000,00 ₽</w:t>
             </w:r>
           </w:p>
         </w:tc>
@@ -416,14 +450,16 @@
             <w:pPr>
               <w:jc w:val="center"/>
               <w:rPr>
-                <w:sz w:val="24"/>
-              </w:rPr>
-            </w:pPr>
-            <w:r>
-              <w:rPr>
-                <w:sz w:val="24"/>
-              </w:rPr>
-              <w:t>1</w:t>
+                <w:b/>
+                <w:sz w:val="24"/>
+              </w:rPr>
+            </w:pPr>
+            <w:r>
+              <w:rPr>
+                <w:b/>
+                <w:sz w:val="24"/>
+              </w:rPr>
+              <w:t>10</w:t>
             </w:r>
           </w:p>
         </w:tc>
@@ -437,14 +473,16 @@
             <w:pPr>
               <w:jc w:val="center"/>
               <w:rPr>
-                <w:sz w:val="24"/>
-              </w:rPr>
-            </w:pPr>
-            <w:r>
-              <w:rPr>
-                <w:sz w:val="24"/>
-              </w:rPr>
-              <w:t>400,00 ₽</w:t>
+                <w:b/>
+                <w:sz w:val="24"/>
+              </w:rPr>
+            </w:pPr>
+            <w:r>
+              <w:rPr>
+                <w:b/>
+                <w:sz w:val="24"/>
+              </w:rPr>
+              <w:t>100 000,00 ₽</w:t>
             </w:r>
           </w:p>
         </w:tc>
@@ -517,14 +555,18 @@
                 <w:lang w:val="en-US"/>
               </w:rPr>
             </w:pPr>
+            <w:bookmarkStart w:id="7" w:name="CountOrder"/>
+            <w:proofErr w:type="spellStart"/>
             <w:r>
               <w:rPr>
                 <w:bCs/>
                 <w:sz w:val="24"/>
                 <w:lang w:val="en-US"/>
               </w:rPr>
-              <w:t>400,00 ₽</w:t>
-            </w:r>
+              <w:t>CountOrder</w:t>
+            </w:r>
+            <w:bookmarkEnd w:id="7"/>
+            <w:proofErr w:type="spellEnd"/>
           </w:p>
         </w:tc>
       </w:tr>
@@ -547,13 +589,15 @@
               </w:rPr>
               <w:t>СКИДКА (</w:t>
             </w:r>
+            <w:bookmarkStart w:id="8" w:name="Discount"/>
             <w:r>
               <w:rPr>
                 <w:sz w:val="24"/>
                 <w:lang w:val="en-US"/>
               </w:rPr>
-              <w:t>0</w:t>
-            </w:r>
+              <w:t>Discount</w:t>
+            </w:r>
+            <w:bookmarkEnd w:id="8"/>
             <w:r>
               <w:rPr>
                 <w:sz w:val="24"/>
@@ -576,14 +620,18 @@
                 <w:lang w:val="en-US"/>
               </w:rPr>
             </w:pPr>
+            <w:bookmarkStart w:id="9" w:name="DiscountAmoust"/>
+            <w:proofErr w:type="spellStart"/>
             <w:r>
               <w:rPr>
                 <w:bCs/>
                 <w:sz w:val="24"/>
                 <w:lang w:val="en-US"/>
               </w:rPr>
-              <w:t>0,00 ₽</w:t>
-            </w:r>
+              <w:t>DiscountAmoust</w:t>
+            </w:r>
+            <w:bookmarkEnd w:id="9"/>
+            <w:proofErr w:type="spellEnd"/>
           </w:p>
         </w:tc>
       </w:tr>
@@ -623,14 +671,18 @@
                 <w:lang w:val="en-US"/>
               </w:rPr>
             </w:pPr>
+            <w:bookmarkStart w:id="10" w:name="CountOrderAmoust"/>
+            <w:proofErr w:type="spellStart"/>
             <w:r>
               <w:rPr>
                 <w:b/>
                 <w:sz w:val="24"/>
                 <w:lang w:val="en-US"/>
               </w:rPr>
-              <w:t>400,00 ₽</w:t>
-            </w:r>
+              <w:t>CountOrderAmoust</w:t>
+            </w:r>
+            <w:bookmarkEnd w:id="10"/>
+            <w:proofErr w:type="spellEnd"/>
           </w:p>
         </w:tc>
       </w:tr>
@@ -667,13 +719,17 @@
                 <w:lang w:val="en-US"/>
               </w:rPr>
             </w:pPr>
+            <w:bookmarkStart w:id="11" w:name="Prepaymant"/>
+            <w:proofErr w:type="spellStart"/>
             <w:r>
               <w:rPr>
                 <w:sz w:val="24"/>
                 <w:lang w:val="en-US"/>
               </w:rPr>
-              <w:t>40,00 ₽</w:t>
-            </w:r>
+              <w:t>Prepaymant</w:t>
+            </w:r>
+            <w:bookmarkEnd w:id="11"/>
+            <w:proofErr w:type="spellEnd"/>
           </w:p>
         </w:tc>
       </w:tr>
@@ -710,13 +766,17 @@
                 <w:lang w:val="en-US"/>
               </w:rPr>
             </w:pPr>
+            <w:bookmarkStart w:id="12" w:name="AddExpenses"/>
+            <w:proofErr w:type="spellStart"/>
             <w:r>
               <w:rPr>
                 <w:sz w:val="24"/>
                 <w:lang w:val="en-US"/>
               </w:rPr>
-              <w:t>0,00 ₽</w:t>
-            </w:r>
+              <w:t>AddExpenses</w:t>
+            </w:r>
+            <w:bookmarkEnd w:id="12"/>
+            <w:proofErr w:type="spellEnd"/>
           </w:p>
         </w:tc>
       </w:tr>
@@ -747,48 +807,9 @@
       <w:pPr>
         <w:jc w:val="center"/>
         <w:rPr>
-          <w:i/>
-          <w:sz w:val="20"/>
+          <w:sz w:val="16"/>
         </w:rPr>
       </w:pPr>
-      <w:r>
-        <w:rPr>
-          <w:i/>
-          <w:sz w:val="20"/>
-        </w:rPr>
-        <w:t>Документ сгенерирован: 28.04.2026 16:04:36</w:t>
-      </w:r>
-    </w:p>
-    <w:p>
-      <w:pPr>
-        <w:jc w:val="center"/>
-        <w:rPr>
-          <w:i/>
-          <w:sz w:val="20"/>
-        </w:rPr>
-      </w:pPr>
-      <w:r>
-        <w:rPr>
-          <w:i/>
-          <w:sz w:val="20"/>
-        </w:rPr>
-        <w:t>Сотрудник: Алексеев М.М.</w:t>
-      </w:r>
-    </w:p>
-    <w:p>
-      <w:pPr>
-        <w:jc w:val="center"/>
-        <w:rPr>
-          <w:sz w:val="16"/>
-        </w:rPr>
-      </w:pPr>
-      <w:r>
-        <w:rPr>
-          <w:i/>
-          <w:sz w:val="20"/>
-        </w:rPr>
-        <w:t>Заказ был оформлен: Щеглова А.Л.</w:t>
-      </w:r>
     </w:p>
     <w:sectPr>
       <w:pgSz w:w="11906" w:h="16838"/>

--- a/Kursovaya/bin/Debug/Resources/secondblank.docx
+++ b/Kursovaya/bin/Debug/Resources/secondblank.docx
@@ -31,17 +31,13 @@
         </w:rPr>
         <w:t xml:space="preserve">Номер заказа: </w:t>
       </w:r>
-      <w:bookmarkStart w:id="0" w:name="NumberOrder"/>
-      <w:proofErr w:type="spellStart"/>
       <w:r>
         <w:rPr>
           <w:sz w:val="24"/>
           <w:lang w:val="en-US"/>
         </w:rPr>
-        <w:t>NumberOrder</w:t>
-      </w:r>
-      <w:bookmarkEnd w:id="0"/>
-      <w:proofErr w:type="spellEnd"/>
+        <w:t>267</w:t>
+      </w:r>
     </w:p>
     <w:p>
       <w:pPr>
@@ -56,17 +52,13 @@
         </w:rPr>
         <w:t xml:space="preserve">Дата создания: </w:t>
       </w:r>
-      <w:bookmarkStart w:id="1" w:name="DateOrder"/>
-      <w:proofErr w:type="spellStart"/>
       <w:r>
         <w:rPr>
           <w:sz w:val="24"/>
           <w:lang w:val="en-US"/>
         </w:rPr>
-        <w:t>DateOrder</w:t>
-      </w:r>
-      <w:bookmarkEnd w:id="1"/>
-      <w:proofErr w:type="spellEnd"/>
+        <w:t>10.12.2025</w:t>
+      </w:r>
     </w:p>
     <w:p>
       <w:pPr>
@@ -81,17 +73,13 @@
         </w:rPr>
         <w:t xml:space="preserve">Клиент: </w:t>
       </w:r>
-      <w:bookmarkStart w:id="2" w:name="NameClient"/>
-      <w:proofErr w:type="spellStart"/>
       <w:r>
         <w:rPr>
           <w:sz w:val="24"/>
           <w:lang w:val="en-US"/>
         </w:rPr>
-        <w:t>NameClient</w:t>
-      </w:r>
-      <w:bookmarkEnd w:id="2"/>
-      <w:proofErr w:type="spellEnd"/>
+        <w:t>Козлова Е.И.</w:t>
+      </w:r>
     </w:p>
     <w:p>
       <w:pPr>
@@ -106,17 +94,13 @@
         </w:rPr>
         <w:t xml:space="preserve">Телефон: </w:t>
       </w:r>
-      <w:bookmarkStart w:id="3" w:name="NumberPhone"/>
-      <w:proofErr w:type="spellStart"/>
       <w:r>
         <w:rPr>
           <w:sz w:val="24"/>
           <w:lang w:val="en-US"/>
         </w:rPr>
-        <w:t>NumberPhone</w:t>
-      </w:r>
-      <w:bookmarkEnd w:id="3"/>
-      <w:proofErr w:type="spellEnd"/>
+        <w:t>79011223344</w:t>
+      </w:r>
     </w:p>
     <w:p>
       <w:pPr>
@@ -131,15 +115,13 @@
         </w:rPr>
         <w:t xml:space="preserve">Мероприятие: </w:t>
       </w:r>
-      <w:bookmarkStart w:id="4" w:name="Event"/>
       <w:r>
         <w:rPr>
           <w:sz w:val="24"/>
           <w:lang w:val="en-US"/>
         </w:rPr>
-        <w:t>Event</w:t>
-      </w:r>
-      <w:bookmarkEnd w:id="4"/>
+        <w:t>Поминальный обед</w:t>
+      </w:r>
     </w:p>
     <w:p>
       <w:pPr>
@@ -154,23 +136,20 @@
         </w:rPr>
         <w:t xml:space="preserve">Дата: </w:t>
       </w:r>
-      <w:bookmarkStart w:id="5" w:name="DateCreate"/>
-      <w:proofErr w:type="spellStart"/>
       <w:r>
         <w:rPr>
           <w:sz w:val="24"/>
           <w:lang w:val="en-US"/>
         </w:rPr>
-        <w:t>DateCreate</w:t>
-      </w:r>
-      <w:bookmarkEnd w:id="5"/>
-      <w:proofErr w:type="spellEnd"/>
+        <w:t>24.12.2025</w:t>
+      </w:r>
     </w:p>
     <w:p>
       <w:pPr>
         <w:jc w:val="center"/>
         <w:rPr>
-          <w:sz w:val="24"/>
+          <w:sz w:val="20"/>
+          <w:lang w:val="en-US"/>
         </w:rPr>
       </w:pPr>
       <w:r>
@@ -179,28 +158,12 @@
         </w:rPr>
         <w:t xml:space="preserve">Время: </w:t>
       </w:r>
-      <w:bookmarkStart w:id="6" w:name="Time"/>
       <w:r>
         <w:rPr>
           <w:sz w:val="24"/>
           <w:lang w:val="en-US"/>
         </w:rPr>
-        <w:t>Time</w:t>
-      </w:r>
-      <w:bookmarkEnd w:id="6"/>
-    </w:p>
-    <w:p>
-      <w:pPr>
-        <w:jc w:val="center"/>
-        <w:rPr>
-          <w:sz w:val="20"/>
-        </w:rPr>
-      </w:pPr>
-      <w:r>
-        <w:rPr>
-          <w:sz w:val="20"/>
-        </w:rPr>
-        <w:t>****************************************</w:t>
+        <w:t>12:00 - 14:00</w:t>
       </w:r>
     </w:p>
     <w:p>
@@ -233,13 +196,19 @@
         <w:tblLook w:val="0000" w:firstRow="0" w:lastRow="0" w:firstColumn="0" w:lastColumn="0" w:noHBand="0" w:noVBand="0"/>
       </w:tblPr>
       <w:tblGrid>
-        <w:gridCol w:w="589"/>
-        <w:gridCol w:w="4714"/>
-        <w:gridCol w:w="1231"/>
-        <w:gridCol w:w="1178"/>
-        <w:gridCol w:w="1358"/>
+        <w:gridCol w:w="604"/>
+        <w:gridCol w:w="4839"/>
+        <w:gridCol w:w="1209"/>
+        <w:gridCol w:w="1209"/>
+        <w:gridCol w:w="1209"/>
       </w:tblGrid>
       <w:tr>
+        <w:tblPrEx>
+          <w:tblCellMar>
+            <w:top w:w="0" w:type="dxa"/>
+            <w:bottom w:w="0" w:type="dxa"/>
+          </w:tblCellMar>
+        </w:tblPrEx>
         <w:tc>
           <w:tcPr>
             <w:tcW w:w="567" w:type="dxa"/>
@@ -251,13 +220,13 @@
               <w:jc w:val="center"/>
               <w:rPr>
                 <w:b/>
-                <w:sz w:val="24"/>
+                <w:sz w:val="20"/>
               </w:rPr>
             </w:pPr>
             <w:r>
               <w:rPr>
                 <w:b/>
-                <w:sz w:val="24"/>
+                <w:sz w:val="20"/>
               </w:rPr>
               <w:t>№</w:t>
             </w:r>
@@ -273,13 +242,13 @@
               <w:jc w:val="center"/>
               <w:rPr>
                 <w:b/>
-                <w:sz w:val="24"/>
+                <w:sz w:val="20"/>
               </w:rPr>
             </w:pPr>
             <w:r>
               <w:rPr>
                 <w:b/>
-                <w:sz w:val="24"/>
+                <w:sz w:val="20"/>
               </w:rPr>
               <w:t>Наименование</w:t>
             </w:r>
@@ -296,13 +265,13 @@
               <w:jc w:val="center"/>
               <w:rPr>
                 <w:b/>
-                <w:sz w:val="24"/>
+                <w:sz w:val="20"/>
               </w:rPr>
             </w:pPr>
             <w:r>
               <w:rPr>
                 <w:b/>
-                <w:sz w:val="24"/>
+                <w:sz w:val="20"/>
               </w:rPr>
               <w:t>Цена</w:t>
             </w:r>
@@ -319,13 +288,13 @@
               <w:jc w:val="center"/>
               <w:rPr>
                 <w:b/>
-                <w:sz w:val="24"/>
+                <w:sz w:val="20"/>
               </w:rPr>
             </w:pPr>
             <w:r>
               <w:rPr>
                 <w:b/>
-                <w:sz w:val="24"/>
+                <w:sz w:val="20"/>
               </w:rPr>
               <w:t>Кол-во</w:t>
             </w:r>
@@ -342,13 +311,13 @@
               <w:jc w:val="center"/>
               <w:rPr>
                 <w:b/>
-                <w:sz w:val="24"/>
+                <w:sz w:val="20"/>
               </w:rPr>
             </w:pPr>
             <w:r>
               <w:rPr>
                 <w:b/>
-                <w:sz w:val="24"/>
+                <w:sz w:val="20"/>
               </w:rPr>
               <w:t>Сумма</w:t>
             </w:r>
@@ -356,6 +325,12 @@
         </w:tc>
       </w:tr>
       <w:tr>
+        <w:tblPrEx>
+          <w:tblCellMar>
+            <w:top w:w="0" w:type="dxa"/>
+            <w:bottom w:w="0" w:type="dxa"/>
+          </w:tblCellMar>
+        </w:tblPrEx>
         <w:tc>
           <w:tcPr>
             <w:tcW w:w="567" w:type="dxa"/>
@@ -366,14 +341,12 @@
             <w:pPr>
               <w:jc w:val="center"/>
               <w:rPr>
-                <w:b/>
-                <w:sz w:val="24"/>
-              </w:rPr>
-            </w:pPr>
-            <w:r>
-              <w:rPr>
-                <w:b/>
-                <w:sz w:val="24"/>
+                <w:sz w:val="20"/>
+              </w:rPr>
+            </w:pPr>
+            <w:r>
+              <w:rPr>
+                <w:sz w:val="20"/>
               </w:rPr>
               <w:t>1</w:t>
             </w:r>
@@ -388,32 +361,14 @@
             <w:pPr>
               <w:jc w:val="center"/>
               <w:rPr>
-                <w:b/>
-                <w:sz w:val="24"/>
-              </w:rPr>
-            </w:pPr>
-            <w:r>
-              <w:rPr>
-                <w:b/>
-                <w:sz w:val="24"/>
-              </w:rPr>
-              <w:t xml:space="preserve">Торт </w:t>
-            </w:r>
-            <w:proofErr w:type="spellStart"/>
-            <w:r>
-              <w:rPr>
-                <w:b/>
-                <w:sz w:val="24"/>
-              </w:rPr>
-              <w:t>Бискватное</w:t>
-            </w:r>
-            <w:proofErr w:type="spellEnd"/>
-            <w:r>
-              <w:rPr>
-                <w:b/>
-                <w:sz w:val="24"/>
-              </w:rPr>
-              <w:t xml:space="preserve"> облако</w:t>
+                <w:sz w:val="20"/>
+              </w:rPr>
+            </w:pPr>
+            <w:r>
+              <w:rPr>
+                <w:sz w:val="20"/>
+              </w:rPr>
+              <w:t>Кутья из риса поминальная</w:t>
             </w:r>
           </w:p>
         </w:tc>
@@ -427,16 +382,14 @@
             <w:pPr>
               <w:jc w:val="center"/>
               <w:rPr>
-                <w:b/>
-                <w:sz w:val="24"/>
-              </w:rPr>
-            </w:pPr>
-            <w:r>
-              <w:rPr>
-                <w:b/>
-                <w:sz w:val="24"/>
-              </w:rPr>
-              <w:t>10 000,00 ₽</w:t>
+                <w:sz w:val="20"/>
+              </w:rPr>
+            </w:pPr>
+            <w:r>
+              <w:rPr>
+                <w:sz w:val="20"/>
+              </w:rPr>
+              <w:t>400,00 ₽</w:t>
             </w:r>
           </w:p>
         </w:tc>
@@ -450,16 +403,14 @@
             <w:pPr>
               <w:jc w:val="center"/>
               <w:rPr>
-                <w:b/>
-                <w:sz w:val="24"/>
-              </w:rPr>
-            </w:pPr>
-            <w:r>
-              <w:rPr>
-                <w:b/>
-                <w:sz w:val="24"/>
-              </w:rPr>
-              <w:t>10</w:t>
+                <w:sz w:val="20"/>
+              </w:rPr>
+            </w:pPr>
+            <w:r>
+              <w:rPr>
+                <w:sz w:val="20"/>
+              </w:rPr>
+              <w:t>1</w:t>
             </w:r>
           </w:p>
         </w:tc>
@@ -473,16 +424,14 @@
             <w:pPr>
               <w:jc w:val="center"/>
               <w:rPr>
-                <w:b/>
-                <w:sz w:val="24"/>
-              </w:rPr>
-            </w:pPr>
-            <w:r>
-              <w:rPr>
-                <w:b/>
-                <w:sz w:val="24"/>
-              </w:rPr>
-              <w:t>100 000,00 ₽</w:t>
+                <w:sz w:val="20"/>
+              </w:rPr>
+            </w:pPr>
+            <w:r>
+              <w:rPr>
+                <w:sz w:val="20"/>
+              </w:rPr>
+              <w:t>400,00 ₽</w:t>
             </w:r>
           </w:p>
         </w:tc>
@@ -492,23 +441,9 @@
       <w:pPr>
         <w:jc w:val="center"/>
         <w:rPr>
-          <w:sz w:val="24"/>
+          <w:sz w:val="20"/>
         </w:rPr>
       </w:pPr>
-    </w:p>
-    <w:p>
-      <w:pPr>
-        <w:jc w:val="center"/>
-        <w:rPr>
-          <w:sz w:val="20"/>
-        </w:rPr>
-      </w:pPr>
-      <w:r>
-        <w:rPr>
-          <w:sz w:val="20"/>
-        </w:rPr>
-        <w:t>****************************************</w:t>
-      </w:r>
     </w:p>
     <w:tbl>
       <w:tblPr>
@@ -555,18 +490,14 @@
                 <w:lang w:val="en-US"/>
               </w:rPr>
             </w:pPr>
-            <w:bookmarkStart w:id="7" w:name="CountOrder"/>
-            <w:proofErr w:type="spellStart"/>
             <w:r>
               <w:rPr>
                 <w:bCs/>
                 <w:sz w:val="24"/>
                 <w:lang w:val="en-US"/>
               </w:rPr>
-              <w:t>CountOrder</w:t>
-            </w:r>
-            <w:bookmarkEnd w:id="7"/>
-            <w:proofErr w:type="spellEnd"/>
+              <w:t>400,00 ₽</w:t>
+            </w:r>
           </w:p>
         </w:tc>
       </w:tr>
@@ -589,15 +520,13 @@
               </w:rPr>
               <w:t>СКИДКА (</w:t>
             </w:r>
-            <w:bookmarkStart w:id="8" w:name="Discount"/>
             <w:r>
               <w:rPr>
                 <w:sz w:val="24"/>
                 <w:lang w:val="en-US"/>
               </w:rPr>
-              <w:t>Discount</w:t>
-            </w:r>
-            <w:bookmarkEnd w:id="8"/>
+              <w:t>0</w:t>
+            </w:r>
             <w:r>
               <w:rPr>
                 <w:sz w:val="24"/>
@@ -620,18 +549,14 @@
                 <w:lang w:val="en-US"/>
               </w:rPr>
             </w:pPr>
-            <w:bookmarkStart w:id="9" w:name="DiscountAmoust"/>
-            <w:proofErr w:type="spellStart"/>
             <w:r>
               <w:rPr>
                 <w:bCs/>
                 <w:sz w:val="24"/>
                 <w:lang w:val="en-US"/>
               </w:rPr>
-              <w:t>DiscountAmoust</w:t>
-            </w:r>
-            <w:bookmarkEnd w:id="9"/>
-            <w:proofErr w:type="spellEnd"/>
+              <w:t>0,00 ₽</w:t>
+            </w:r>
           </w:p>
         </w:tc>
       </w:tr>
@@ -671,18 +596,14 @@
                 <w:lang w:val="en-US"/>
               </w:rPr>
             </w:pPr>
-            <w:bookmarkStart w:id="10" w:name="CountOrderAmoust"/>
-            <w:proofErr w:type="spellStart"/>
             <w:r>
               <w:rPr>
                 <w:b/>
                 <w:sz w:val="24"/>
                 <w:lang w:val="en-US"/>
               </w:rPr>
-              <w:t>CountOrderAmoust</w:t>
-            </w:r>
-            <w:bookmarkEnd w:id="10"/>
-            <w:proofErr w:type="spellEnd"/>
+              <w:t>400,00 ₽</w:t>
+            </w:r>
           </w:p>
         </w:tc>
       </w:tr>
@@ -719,17 +640,13 @@
                 <w:lang w:val="en-US"/>
               </w:rPr>
             </w:pPr>
-            <w:bookmarkStart w:id="11" w:name="Prepaymant"/>
-            <w:proofErr w:type="spellStart"/>
             <w:r>
               <w:rPr>
                 <w:sz w:val="24"/>
                 <w:lang w:val="en-US"/>
               </w:rPr>
-              <w:t>Prepaymant</w:t>
-            </w:r>
-            <w:bookmarkEnd w:id="11"/>
-            <w:proofErr w:type="spellEnd"/>
+              <w:t>40,00 ₽</w:t>
+            </w:r>
           </w:p>
         </w:tc>
       </w:tr>
@@ -766,17 +683,13 @@
                 <w:lang w:val="en-US"/>
               </w:rPr>
             </w:pPr>
-            <w:bookmarkStart w:id="12" w:name="AddExpenses"/>
-            <w:proofErr w:type="spellStart"/>
             <w:r>
               <w:rPr>
                 <w:sz w:val="24"/>
                 <w:lang w:val="en-US"/>
               </w:rPr>
-              <w:t>AddExpenses</w:t>
-            </w:r>
-            <w:bookmarkEnd w:id="12"/>
-            <w:proofErr w:type="spellEnd"/>
+              <w:t>0,00 ₽</w:t>
+            </w:r>
           </w:p>
         </w:tc>
       </w:tr>
@@ -785,22 +698,32 @@
       <w:pPr>
         <w:jc w:val="center"/>
         <w:rPr>
-          <w:sz w:val="32"/>
+          <w:i/>
+          <w:sz w:val="20"/>
         </w:rPr>
       </w:pPr>
+      <w:r>
+        <w:rPr>
+          <w:i/>
+          <w:sz w:val="20"/>
+        </w:rPr>
+        <w:t>Документ сгенерирован: 03.05.2026 11:48:50</w:t>
+      </w:r>
     </w:p>
     <w:p>
       <w:pPr>
         <w:jc w:val="center"/>
         <w:rPr>
+          <w:i/>
           <w:sz w:val="20"/>
         </w:rPr>
       </w:pPr>
       <w:r>
         <w:rPr>
+          <w:i/>
           <w:sz w:val="20"/>
         </w:rPr>
-        <w:t>****************************************</w:t>
+        <w:t>Сотрудник: Щеглова А.Л.</w:t>
       </w:r>
     </w:p>
     <w:p>
@@ -810,6 +733,13 @@
           <w:sz w:val="16"/>
         </w:rPr>
       </w:pPr>
+      <w:r>
+        <w:rPr>
+          <w:i/>
+          <w:sz w:val="20"/>
+        </w:rPr>
+        <w:t>Заказ был оформлен: Щеглова А.Л.</w:t>
+      </w:r>
     </w:p>
     <w:sectPr>
       <w:pgSz w:w="11906" w:h="16838"/>

--- a/Kursovaya/bin/Debug/Resources/secondblank.docx
+++ b/Kursovaya/bin/Debug/Resources/secondblank.docx
@@ -31,13 +31,17 @@
         </w:rPr>
         <w:t xml:space="preserve">Номер заказа: </w:t>
       </w:r>
+      <w:bookmarkStart w:id="0" w:name="NumberOrder"/>
+      <w:proofErr w:type="spellStart"/>
       <w:r>
         <w:rPr>
           <w:sz w:val="24"/>
           <w:lang w:val="en-US"/>
         </w:rPr>
-        <w:t>267</w:t>
+        <w:t>NumberOrder</w:t>
       </w:r>
+      <w:bookmarkEnd w:id="0"/>
+      <w:proofErr w:type="spellEnd"/>
     </w:p>
     <w:p>
       <w:pPr>
@@ -52,13 +56,17 @@
         </w:rPr>
         <w:t xml:space="preserve">Дата создания: </w:t>
       </w:r>
+      <w:bookmarkStart w:id="1" w:name="DateOrder"/>
+      <w:proofErr w:type="spellStart"/>
       <w:r>
         <w:rPr>
           <w:sz w:val="24"/>
           <w:lang w:val="en-US"/>
         </w:rPr>
-        <w:t>10.12.2025</w:t>
+        <w:t>DateOrder</w:t>
       </w:r>
+      <w:bookmarkEnd w:id="1"/>
+      <w:proofErr w:type="spellEnd"/>
     </w:p>
     <w:p>
       <w:pPr>
@@ -73,13 +81,17 @@
         </w:rPr>
         <w:t xml:space="preserve">Клиент: </w:t>
       </w:r>
+      <w:bookmarkStart w:id="2" w:name="NameClient"/>
+      <w:proofErr w:type="spellStart"/>
       <w:r>
         <w:rPr>
           <w:sz w:val="24"/>
           <w:lang w:val="en-US"/>
         </w:rPr>
-        <w:t>Козлова Е.И.</w:t>
+        <w:t>NameClient</w:t>
       </w:r>
+      <w:bookmarkEnd w:id="2"/>
+      <w:proofErr w:type="spellEnd"/>
     </w:p>
     <w:p>
       <w:pPr>
@@ -94,13 +106,17 @@
         </w:rPr>
         <w:t xml:space="preserve">Телефон: </w:t>
       </w:r>
+      <w:bookmarkStart w:id="3" w:name="NumberPhone"/>
+      <w:proofErr w:type="spellStart"/>
       <w:r>
         <w:rPr>
           <w:sz w:val="24"/>
           <w:lang w:val="en-US"/>
         </w:rPr>
-        <w:t>79011223344</w:t>
+        <w:t>NumberPhone</w:t>
       </w:r>
+      <w:bookmarkEnd w:id="3"/>
+      <w:proofErr w:type="spellEnd"/>
     </w:p>
     <w:p>
       <w:pPr>
@@ -115,13 +131,15 @@
         </w:rPr>
         <w:t xml:space="preserve">Мероприятие: </w:t>
       </w:r>
+      <w:bookmarkStart w:id="4" w:name="Event"/>
       <w:r>
         <w:rPr>
           <w:sz w:val="24"/>
           <w:lang w:val="en-US"/>
         </w:rPr>
-        <w:t>Поминальный обед</w:t>
+        <w:t>Event</w:t>
       </w:r>
+      <w:bookmarkEnd w:id="4"/>
     </w:p>
     <w:p>
       <w:pPr>
@@ -136,20 +154,23 @@
         </w:rPr>
         <w:t xml:space="preserve">Дата: </w:t>
       </w:r>
+      <w:bookmarkStart w:id="5" w:name="DateCreate"/>
+      <w:proofErr w:type="spellStart"/>
       <w:r>
         <w:rPr>
           <w:sz w:val="24"/>
           <w:lang w:val="en-US"/>
         </w:rPr>
-        <w:t>24.12.2025</w:t>
+        <w:t>DateCreate</w:t>
       </w:r>
+      <w:bookmarkEnd w:id="5"/>
+      <w:proofErr w:type="spellEnd"/>
     </w:p>
     <w:p>
       <w:pPr>
         <w:jc w:val="center"/>
         <w:rPr>
-          <w:sz w:val="20"/>
-          <w:lang w:val="en-US"/>
+          <w:sz w:val="24"/>
         </w:rPr>
       </w:pPr>
       <w:r>
@@ -158,13 +179,23 @@
         </w:rPr>
         <w:t xml:space="preserve">Время: </w:t>
       </w:r>
+      <w:bookmarkStart w:id="6" w:name="Time"/>
       <w:r>
         <w:rPr>
           <w:sz w:val="24"/>
           <w:lang w:val="en-US"/>
         </w:rPr>
-        <w:t>12:00 - 14:00</w:t>
+        <w:t>Time</w:t>
       </w:r>
+      <w:bookmarkEnd w:id="6"/>
+    </w:p>
+    <w:p>
+      <w:pPr>
+        <w:jc w:val="center"/>
+        <w:rPr>
+          <w:sz w:val="20"/>
+        </w:rPr>
+      </w:pPr>
     </w:p>
     <w:p>
       <w:pPr>
@@ -196,19 +227,13 @@
         <w:tblLook w:val="0000" w:firstRow="0" w:lastRow="0" w:firstColumn="0" w:lastColumn="0" w:noHBand="0" w:noVBand="0"/>
       </w:tblPr>
       <w:tblGrid>
-        <w:gridCol w:w="604"/>
-        <w:gridCol w:w="4839"/>
-        <w:gridCol w:w="1209"/>
-        <w:gridCol w:w="1209"/>
-        <w:gridCol w:w="1209"/>
+        <w:gridCol w:w="589"/>
+        <w:gridCol w:w="4714"/>
+        <w:gridCol w:w="1231"/>
+        <w:gridCol w:w="1178"/>
+        <w:gridCol w:w="1358"/>
       </w:tblGrid>
       <w:tr>
-        <w:tblPrEx>
-          <w:tblCellMar>
-            <w:top w:w="0" w:type="dxa"/>
-            <w:bottom w:w="0" w:type="dxa"/>
-          </w:tblCellMar>
-        </w:tblPrEx>
         <w:tc>
           <w:tcPr>
             <w:tcW w:w="567" w:type="dxa"/>
@@ -220,13 +245,13 @@
               <w:jc w:val="center"/>
               <w:rPr>
                 <w:b/>
-                <w:sz w:val="20"/>
-              </w:rPr>
-            </w:pPr>
-            <w:r>
-              <w:rPr>
-                <w:b/>
-                <w:sz w:val="20"/>
+                <w:sz w:val="24"/>
+              </w:rPr>
+            </w:pPr>
+            <w:r>
+              <w:rPr>
+                <w:b/>
+                <w:sz w:val="24"/>
               </w:rPr>
               <w:t>№</w:t>
             </w:r>
@@ -242,13 +267,13 @@
               <w:jc w:val="center"/>
               <w:rPr>
                 <w:b/>
-                <w:sz w:val="20"/>
-              </w:rPr>
-            </w:pPr>
-            <w:r>
-              <w:rPr>
-                <w:b/>
-                <w:sz w:val="20"/>
+                <w:sz w:val="24"/>
+              </w:rPr>
+            </w:pPr>
+            <w:r>
+              <w:rPr>
+                <w:b/>
+                <w:sz w:val="24"/>
               </w:rPr>
               <w:t>Наименование</w:t>
             </w:r>
@@ -265,13 +290,13 @@
               <w:jc w:val="center"/>
               <w:rPr>
                 <w:b/>
-                <w:sz w:val="20"/>
-              </w:rPr>
-            </w:pPr>
-            <w:r>
-              <w:rPr>
-                <w:b/>
-                <w:sz w:val="20"/>
+                <w:sz w:val="24"/>
+              </w:rPr>
+            </w:pPr>
+            <w:r>
+              <w:rPr>
+                <w:b/>
+                <w:sz w:val="24"/>
               </w:rPr>
               <w:t>Цена</w:t>
             </w:r>
@@ -288,13 +313,13 @@
               <w:jc w:val="center"/>
               <w:rPr>
                 <w:b/>
-                <w:sz w:val="20"/>
-              </w:rPr>
-            </w:pPr>
-            <w:r>
-              <w:rPr>
-                <w:b/>
-                <w:sz w:val="20"/>
+                <w:sz w:val="24"/>
+              </w:rPr>
+            </w:pPr>
+            <w:r>
+              <w:rPr>
+                <w:b/>
+                <w:sz w:val="24"/>
               </w:rPr>
               <w:t>Кол-во</w:t>
             </w:r>
@@ -311,13 +336,13 @@
               <w:jc w:val="center"/>
               <w:rPr>
                 <w:b/>
-                <w:sz w:val="20"/>
-              </w:rPr>
-            </w:pPr>
-            <w:r>
-              <w:rPr>
-                <w:b/>
-                <w:sz w:val="20"/>
+                <w:sz w:val="24"/>
+              </w:rPr>
+            </w:pPr>
+            <w:r>
+              <w:rPr>
+                <w:b/>
+                <w:sz w:val="24"/>
               </w:rPr>
               <w:t>Сумма</w:t>
             </w:r>
@@ -325,12 +350,6 @@
         </w:tc>
       </w:tr>
       <w:tr>
-        <w:tblPrEx>
-          <w:tblCellMar>
-            <w:top w:w="0" w:type="dxa"/>
-            <w:bottom w:w="0" w:type="dxa"/>
-          </w:tblCellMar>
-        </w:tblPrEx>
         <w:tc>
           <w:tcPr>
             <w:tcW w:w="567" w:type="dxa"/>
@@ -341,12 +360,14 @@
             <w:pPr>
               <w:jc w:val="center"/>
               <w:rPr>
-                <w:sz w:val="20"/>
-              </w:rPr>
-            </w:pPr>
-            <w:r>
-              <w:rPr>
-                <w:sz w:val="20"/>
+                <w:b/>
+                <w:sz w:val="24"/>
+              </w:rPr>
+            </w:pPr>
+            <w:r>
+              <w:rPr>
+                <w:b/>
+                <w:sz w:val="24"/>
               </w:rPr>
               <w:t>1</w:t>
             </w:r>
@@ -361,14 +382,32 @@
             <w:pPr>
               <w:jc w:val="center"/>
               <w:rPr>
-                <w:sz w:val="20"/>
-              </w:rPr>
-            </w:pPr>
-            <w:r>
-              <w:rPr>
-                <w:sz w:val="20"/>
-              </w:rPr>
-              <w:t>Кутья из риса поминальная</w:t>
+                <w:b/>
+                <w:sz w:val="24"/>
+              </w:rPr>
+            </w:pPr>
+            <w:r>
+              <w:rPr>
+                <w:b/>
+                <w:sz w:val="24"/>
+              </w:rPr>
+              <w:t xml:space="preserve">Торт </w:t>
+            </w:r>
+            <w:proofErr w:type="spellStart"/>
+            <w:r>
+              <w:rPr>
+                <w:b/>
+                <w:sz w:val="24"/>
+              </w:rPr>
+              <w:t>Бискватное</w:t>
+            </w:r>
+            <w:proofErr w:type="spellEnd"/>
+            <w:r>
+              <w:rPr>
+                <w:b/>
+                <w:sz w:val="24"/>
+              </w:rPr>
+              <w:t xml:space="preserve"> облако</w:t>
             </w:r>
           </w:p>
         </w:tc>
@@ -382,14 +421,16 @@
             <w:pPr>
               <w:jc w:val="center"/>
               <w:rPr>
-                <w:sz w:val="20"/>
-              </w:rPr>
-            </w:pPr>
-            <w:r>
-              <w:rPr>
-                <w:sz w:val="20"/>
-              </w:rPr>
-              <w:t>400,00 ₽</w:t>
+                <w:b/>
+                <w:sz w:val="24"/>
+              </w:rPr>
+            </w:pPr>
+            <w:r>
+              <w:rPr>
+                <w:b/>
+                <w:sz w:val="24"/>
+              </w:rPr>
+              <w:t>10 000,00 ₽</w:t>
             </w:r>
           </w:p>
         </w:tc>
@@ -403,14 +444,16 @@
             <w:pPr>
               <w:jc w:val="center"/>
               <w:rPr>
-                <w:sz w:val="20"/>
-              </w:rPr>
-            </w:pPr>
-            <w:r>
-              <w:rPr>
-                <w:sz w:val="20"/>
-              </w:rPr>
-              <w:t>1</w:t>
+                <w:b/>
+                <w:sz w:val="24"/>
+              </w:rPr>
+            </w:pPr>
+            <w:r>
+              <w:rPr>
+                <w:b/>
+                <w:sz w:val="24"/>
+              </w:rPr>
+              <w:t>10</w:t>
             </w:r>
           </w:p>
         </w:tc>
@@ -424,19 +467,29 @@
             <w:pPr>
               <w:jc w:val="center"/>
               <w:rPr>
-                <w:sz w:val="20"/>
-              </w:rPr>
-            </w:pPr>
-            <w:r>
-              <w:rPr>
-                <w:sz w:val="20"/>
-              </w:rPr>
-              <w:t>400,00 ₽</w:t>
+                <w:b/>
+                <w:sz w:val="24"/>
+              </w:rPr>
+            </w:pPr>
+            <w:r>
+              <w:rPr>
+                <w:b/>
+                <w:sz w:val="24"/>
+              </w:rPr>
+              <w:t>100 000,00 ₽</w:t>
             </w:r>
           </w:p>
         </w:tc>
       </w:tr>
     </w:tbl>
+    <w:p>
+      <w:pPr>
+        <w:jc w:val="center"/>
+        <w:rPr>
+          <w:sz w:val="20"/>
+        </w:rPr>
+      </w:pPr>
+    </w:p>
     <w:p>
       <w:pPr>
         <w:jc w:val="center"/>
@@ -490,14 +543,18 @@
                 <w:lang w:val="en-US"/>
               </w:rPr>
             </w:pPr>
+            <w:bookmarkStart w:id="7" w:name="CountOrder"/>
+            <w:proofErr w:type="spellStart"/>
             <w:r>
               <w:rPr>
                 <w:bCs/>
                 <w:sz w:val="24"/>
                 <w:lang w:val="en-US"/>
               </w:rPr>
-              <w:t>400,00 ₽</w:t>
-            </w:r>
+              <w:t>CountOrder</w:t>
+            </w:r>
+            <w:bookmarkEnd w:id="7"/>
+            <w:proofErr w:type="spellEnd"/>
           </w:p>
         </w:tc>
       </w:tr>
@@ -520,13 +577,15 @@
               </w:rPr>
               <w:t>СКИДКА (</w:t>
             </w:r>
+            <w:bookmarkStart w:id="8" w:name="Discount"/>
             <w:r>
               <w:rPr>
                 <w:sz w:val="24"/>
                 <w:lang w:val="en-US"/>
               </w:rPr>
-              <w:t>0</w:t>
-            </w:r>
+              <w:t>Discount</w:t>
+            </w:r>
+            <w:bookmarkEnd w:id="8"/>
             <w:r>
               <w:rPr>
                 <w:sz w:val="24"/>
@@ -549,14 +608,18 @@
                 <w:lang w:val="en-US"/>
               </w:rPr>
             </w:pPr>
+            <w:bookmarkStart w:id="9" w:name="DiscountAmoust"/>
+            <w:proofErr w:type="spellStart"/>
             <w:r>
               <w:rPr>
                 <w:bCs/>
                 <w:sz w:val="24"/>
                 <w:lang w:val="en-US"/>
               </w:rPr>
-              <w:t>0,00 ₽</w:t>
-            </w:r>
+              <w:t>DiscountAmoust</w:t>
+            </w:r>
+            <w:bookmarkEnd w:id="9"/>
+            <w:proofErr w:type="spellEnd"/>
           </w:p>
         </w:tc>
       </w:tr>
@@ -596,14 +659,18 @@
                 <w:lang w:val="en-US"/>
               </w:rPr>
             </w:pPr>
+            <w:bookmarkStart w:id="10" w:name="CountOrderAmoust"/>
+            <w:proofErr w:type="spellStart"/>
             <w:r>
               <w:rPr>
                 <w:b/>
                 <w:sz w:val="24"/>
                 <w:lang w:val="en-US"/>
               </w:rPr>
-              <w:t>400,00 ₽</w:t>
-            </w:r>
+              <w:t>CountOrderAmoust</w:t>
+            </w:r>
+            <w:bookmarkEnd w:id="10"/>
+            <w:proofErr w:type="spellEnd"/>
           </w:p>
         </w:tc>
       </w:tr>
@@ -640,13 +707,17 @@
                 <w:lang w:val="en-US"/>
               </w:rPr>
             </w:pPr>
+            <w:bookmarkStart w:id="11" w:name="Prepaymant"/>
+            <w:proofErr w:type="spellStart"/>
             <w:r>
               <w:rPr>
                 <w:sz w:val="24"/>
                 <w:lang w:val="en-US"/>
               </w:rPr>
-              <w:t>40,00 ₽</w:t>
-            </w:r>
+              <w:t>Prepaymant</w:t>
+            </w:r>
+            <w:bookmarkEnd w:id="11"/>
+            <w:proofErr w:type="spellEnd"/>
           </w:p>
         </w:tc>
       </w:tr>
@@ -683,13 +754,17 @@
                 <w:lang w:val="en-US"/>
               </w:rPr>
             </w:pPr>
+            <w:bookmarkStart w:id="12" w:name="AddExpenses"/>
+            <w:proofErr w:type="spellStart"/>
             <w:r>
               <w:rPr>
                 <w:sz w:val="24"/>
                 <w:lang w:val="en-US"/>
               </w:rPr>
-              <w:t>0,00 ₽</w:t>
-            </w:r>
+              <w:t>AddExpenses</w:t>
+            </w:r>
+            <w:bookmarkEnd w:id="12"/>
+            <w:proofErr w:type="spellEnd"/>
           </w:p>
         </w:tc>
       </w:tr>
@@ -698,48 +773,17 @@
       <w:pPr>
         <w:jc w:val="center"/>
         <w:rPr>
-          <w:i/>
-          <w:sz w:val="20"/>
+          <w:sz w:val="16"/>
         </w:rPr>
       </w:pPr>
-      <w:r>
-        <w:rPr>
-          <w:i/>
-          <w:sz w:val="20"/>
-        </w:rPr>
-        <w:t>Документ сгенерирован: 03.05.2026 11:48:50</w:t>
-      </w:r>
     </w:p>
     <w:p>
       <w:pPr>
         <w:jc w:val="center"/>
         <w:rPr>
-          <w:i/>
-          <w:sz w:val="20"/>
+          <w:sz w:val="16"/>
         </w:rPr>
       </w:pPr>
-      <w:r>
-        <w:rPr>
-          <w:i/>
-          <w:sz w:val="20"/>
-        </w:rPr>
-        <w:t>Сотрудник: Щеглова А.Л.</w:t>
-      </w:r>
-    </w:p>
-    <w:p>
-      <w:pPr>
-        <w:jc w:val="center"/>
-        <w:rPr>
-          <w:sz w:val="16"/>
-        </w:rPr>
-      </w:pPr>
-      <w:r>
-        <w:rPr>
-          <w:i/>
-          <w:sz w:val="20"/>
-        </w:rPr>
-        <w:t>Заказ был оформлен: Щеглова А.Л.</w:t>
-      </w:r>
     </w:p>
     <w:sectPr>
       <w:pgSz w:w="11906" w:h="16838"/>

--- a/Kursovaya/bin/Debug/Resources/secondblank.docx
+++ b/Kursovaya/bin/Debug/Resources/secondblank.docx
@@ -7,210 +7,530 @@
         <w:jc w:val="center"/>
         <w:rPr>
           <w:b/>
-          <w:sz w:val="28"/>
+          <w:sz w:val="44"/>
+          <w:szCs w:val="44"/>
         </w:rPr>
       </w:pPr>
       <w:r>
         <w:rPr>
           <w:b/>
-          <w:sz w:val="28"/>
+          <w:sz w:val="44"/>
+          <w:szCs w:val="44"/>
         </w:rPr>
         <w:t>БЛАНК ЗАКАЗА</w:t>
       </w:r>
     </w:p>
-    <w:p>
-      <w:pPr>
-        <w:jc w:val="center"/>
-        <w:rPr>
-          <w:sz w:val="24"/>
-        </w:rPr>
-      </w:pPr>
-      <w:r>
-        <w:rPr>
-          <w:sz w:val="24"/>
-        </w:rPr>
-        <w:t xml:space="preserve">Номер заказа: </w:t>
-      </w:r>
-      <w:bookmarkStart w:id="0" w:name="NumberOrder"/>
-      <w:proofErr w:type="spellStart"/>
-      <w:r>
-        <w:rPr>
-          <w:sz w:val="24"/>
-          <w:lang w:val="en-US"/>
-        </w:rPr>
-        <w:t>NumberOrder</w:t>
-      </w:r>
-      <w:bookmarkEnd w:id="0"/>
-      <w:proofErr w:type="spellEnd"/>
-    </w:p>
-    <w:p>
-      <w:pPr>
-        <w:jc w:val="center"/>
-        <w:rPr>
-          <w:sz w:val="24"/>
-        </w:rPr>
-      </w:pPr>
-      <w:r>
-        <w:rPr>
-          <w:sz w:val="24"/>
-        </w:rPr>
-        <w:t xml:space="preserve">Дата создания: </w:t>
-      </w:r>
-      <w:bookmarkStart w:id="1" w:name="DateOrder"/>
-      <w:proofErr w:type="spellStart"/>
-      <w:r>
-        <w:rPr>
-          <w:sz w:val="24"/>
-          <w:lang w:val="en-US"/>
-        </w:rPr>
-        <w:t>DateOrder</w:t>
-      </w:r>
-      <w:bookmarkEnd w:id="1"/>
-      <w:proofErr w:type="spellEnd"/>
-    </w:p>
-    <w:p>
-      <w:pPr>
-        <w:jc w:val="center"/>
-        <w:rPr>
-          <w:sz w:val="24"/>
-        </w:rPr>
-      </w:pPr>
-      <w:r>
-        <w:rPr>
-          <w:sz w:val="24"/>
-        </w:rPr>
-        <w:t xml:space="preserve">Клиент: </w:t>
-      </w:r>
-      <w:bookmarkStart w:id="2" w:name="NameClient"/>
-      <w:proofErr w:type="spellStart"/>
-      <w:r>
-        <w:rPr>
-          <w:sz w:val="24"/>
-          <w:lang w:val="en-US"/>
-        </w:rPr>
-        <w:t>NameClient</w:t>
-      </w:r>
-      <w:bookmarkEnd w:id="2"/>
-      <w:proofErr w:type="spellEnd"/>
-    </w:p>
-    <w:p>
-      <w:pPr>
-        <w:jc w:val="center"/>
-        <w:rPr>
-          <w:sz w:val="24"/>
-        </w:rPr>
-      </w:pPr>
-      <w:r>
-        <w:rPr>
-          <w:sz w:val="24"/>
-        </w:rPr>
-        <w:t xml:space="preserve">Телефон: </w:t>
-      </w:r>
-      <w:bookmarkStart w:id="3" w:name="NumberPhone"/>
-      <w:proofErr w:type="spellStart"/>
-      <w:r>
-        <w:rPr>
-          <w:sz w:val="24"/>
-          <w:lang w:val="en-US"/>
-        </w:rPr>
-        <w:t>NumberPhone</w:t>
-      </w:r>
-      <w:bookmarkEnd w:id="3"/>
-      <w:proofErr w:type="spellEnd"/>
-    </w:p>
-    <w:p>
-      <w:pPr>
-        <w:jc w:val="center"/>
-        <w:rPr>
-          <w:sz w:val="24"/>
-        </w:rPr>
-      </w:pPr>
-      <w:r>
-        <w:rPr>
-          <w:sz w:val="24"/>
-        </w:rPr>
-        <w:t xml:space="preserve">Мероприятие: </w:t>
-      </w:r>
-      <w:bookmarkStart w:id="4" w:name="Event"/>
-      <w:r>
-        <w:rPr>
-          <w:sz w:val="24"/>
-          <w:lang w:val="en-US"/>
-        </w:rPr>
-        <w:t>Event</w:t>
-      </w:r>
-      <w:bookmarkEnd w:id="4"/>
-    </w:p>
-    <w:p>
-      <w:pPr>
-        <w:jc w:val="center"/>
-        <w:rPr>
-          <w:sz w:val="24"/>
-        </w:rPr>
-      </w:pPr>
-      <w:r>
-        <w:rPr>
-          <w:sz w:val="24"/>
-        </w:rPr>
-        <w:t xml:space="preserve">Дата: </w:t>
-      </w:r>
-      <w:bookmarkStart w:id="5" w:name="DateCreate"/>
-      <w:proofErr w:type="spellStart"/>
-      <w:r>
-        <w:rPr>
-          <w:sz w:val="24"/>
-          <w:lang w:val="en-US"/>
-        </w:rPr>
-        <w:t>DateCreate</w:t>
-      </w:r>
-      <w:bookmarkEnd w:id="5"/>
-      <w:proofErr w:type="spellEnd"/>
-    </w:p>
-    <w:p>
-      <w:pPr>
-        <w:jc w:val="center"/>
-        <w:rPr>
-          <w:sz w:val="24"/>
-        </w:rPr>
-      </w:pPr>
-      <w:r>
-        <w:rPr>
-          <w:sz w:val="24"/>
-        </w:rPr>
-        <w:t xml:space="preserve">Время: </w:t>
-      </w:r>
-      <w:bookmarkStart w:id="6" w:name="Time"/>
-      <w:r>
-        <w:rPr>
-          <w:sz w:val="24"/>
-          <w:lang w:val="en-US"/>
-        </w:rPr>
-        <w:t>Time</w:t>
-      </w:r>
-      <w:bookmarkEnd w:id="6"/>
-    </w:p>
-    <w:p>
-      <w:pPr>
-        <w:jc w:val="center"/>
-        <w:rPr>
-          <w:sz w:val="20"/>
-        </w:rPr>
-      </w:pPr>
-    </w:p>
+    <w:tbl>
+      <w:tblPr>
+        <w:tblStyle w:val="a3"/>
+        <w:tblW w:w="0" w:type="auto"/>
+        <w:tblBorders>
+          <w:top w:val="none" w:sz="0" w:space="0" w:color="auto"/>
+          <w:left w:val="none" w:sz="0" w:space="0" w:color="auto"/>
+          <w:bottom w:val="none" w:sz="0" w:space="0" w:color="auto"/>
+          <w:right w:val="none" w:sz="0" w:space="0" w:color="auto"/>
+          <w:insideH w:val="none" w:sz="0" w:space="0" w:color="auto"/>
+          <w:insideV w:val="none" w:sz="0" w:space="0" w:color="auto"/>
+        </w:tblBorders>
+        <w:tblLook w:val="04A0" w:firstRow="1" w:lastRow="0" w:firstColumn="1" w:lastColumn="0" w:noHBand="0" w:noVBand="1"/>
+      </w:tblPr>
+      <w:tblGrid>
+        <w:gridCol w:w="3544"/>
+        <w:gridCol w:w="2180"/>
+        <w:gridCol w:w="3621"/>
+      </w:tblGrid>
+      <w:tr>
+        <w:trPr>
+          <w:trHeight w:val="524"/>
+        </w:trPr>
+        <w:tc>
+          <w:tcPr>
+            <w:tcW w:w="3544" w:type="dxa"/>
+          </w:tcPr>
+          <w:p>
+            <w:pPr>
+              <w:rPr>
+                <w:b/>
+                <w:sz w:val="44"/>
+                <w:szCs w:val="44"/>
+              </w:rPr>
+            </w:pPr>
+            <w:r>
+              <w:rPr>
+                <w:b/>
+                <w:bCs/>
+                <w:sz w:val="24"/>
+              </w:rPr>
+              <w:t>Номер</w:t>
+            </w:r>
+            <w:r>
+              <w:rPr>
+                <w:b/>
+                <w:bCs/>
+                <w:sz w:val="24"/>
+              </w:rPr>
+              <w:t xml:space="preserve"> </w:t>
+            </w:r>
+            <w:r>
+              <w:rPr>
+                <w:b/>
+                <w:bCs/>
+                <w:sz w:val="24"/>
+              </w:rPr>
+              <w:t>заказа</w:t>
+            </w:r>
+            <w:r>
+              <w:rPr>
+                <w:b/>
+                <w:bCs/>
+                <w:sz w:val="24"/>
+              </w:rPr>
+              <w:t>:</w:t>
+            </w:r>
+            <w:r>
+              <w:rPr>
+                <w:sz w:val="24"/>
+              </w:rPr>
+              <w:t xml:space="preserve">  </w:t>
+            </w:r>
+            <w:bookmarkStart w:id="0" w:name="DateOrder"/>
+            <w:bookmarkStart w:id="1" w:name="Event"/>
+            <w:bookmarkStart w:id="2" w:name="NameClient"/>
+            <w:bookmarkStart w:id="3" w:name="NumberPhone"/>
+            <w:bookmarkStart w:id="4" w:name="DateCreate"/>
+            <w:bookmarkStart w:id="5" w:name="Time"/>
+            <w:r>
+              <w:rPr>
+                <w:sz w:val="24"/>
+              </w:rPr>
+              <w:t xml:space="preserve">  </w:t>
+            </w:r>
+            <w:r>
+              <w:rPr>
+                <w:sz w:val="24"/>
+                <w:lang w:val="en-US"/>
+              </w:rPr>
+              <w:t>{NumberOrder</w:t>
+            </w:r>
+            <w:bookmarkEnd w:id="0"/>
+            <w:bookmarkEnd w:id="1"/>
+            <w:bookmarkEnd w:id="2"/>
+            <w:bookmarkEnd w:id="3"/>
+            <w:bookmarkEnd w:id="4"/>
+            <w:bookmarkEnd w:id="5"/>
+            <w:r>
+              <w:rPr>
+                <w:sz w:val="24"/>
+                <w:lang w:val="en-US"/>
+              </w:rPr>
+              <w:t>}</w:t>
+            </w:r>
+          </w:p>
+        </w:tc>
+        <w:tc>
+          <w:tcPr>
+            <w:tcW w:w="2180" w:type="dxa"/>
+          </w:tcPr>
+          <w:p>
+            <w:pPr>
+              <w:rPr>
+                <w:b/>
+                <w:bCs/>
+                <w:sz w:val="24"/>
+              </w:rPr>
+            </w:pPr>
+          </w:p>
+        </w:tc>
+        <w:tc>
+          <w:tcPr>
+            <w:tcW w:w="3621" w:type="dxa"/>
+          </w:tcPr>
+          <w:p>
+            <w:pPr>
+              <w:rPr>
+                <w:sz w:val="24"/>
+              </w:rPr>
+            </w:pPr>
+            <w:r>
+              <w:rPr>
+                <w:b/>
+                <w:bCs/>
+                <w:sz w:val="24"/>
+              </w:rPr>
+              <w:t>Клиент</w:t>
+            </w:r>
+            <w:r>
+              <w:rPr>
+                <w:b/>
+                <w:bCs/>
+                <w:sz w:val="24"/>
+              </w:rPr>
+              <w:t>:</w:t>
+            </w:r>
+            <w:r>
+              <w:rPr>
+                <w:sz w:val="24"/>
+              </w:rPr>
+              <w:t xml:space="preserve">   </w:t>
+            </w:r>
+            <w:r>
+              <w:rPr>
+                <w:sz w:val="24"/>
+                <w:lang w:val="en-US"/>
+              </w:rPr>
+              <w:t xml:space="preserve"> </w:t>
+            </w:r>
+            <w:r>
+              <w:rPr>
+                <w:sz w:val="24"/>
+              </w:rPr>
+              <w:t xml:space="preserve"> </w:t>
+            </w:r>
+            <w:r>
+              <w:rPr>
+                <w:sz w:val="24"/>
+                <w:lang w:val="en-US"/>
+              </w:rPr>
+              <w:t>{NameClient}</w:t>
+            </w:r>
+          </w:p>
+        </w:tc>
+      </w:tr>
+      <w:tr>
+        <w:tc>
+          <w:tcPr>
+            <w:tcW w:w="3544" w:type="dxa"/>
+          </w:tcPr>
+          <w:p>
+            <w:pPr>
+              <w:spacing w:line="480" w:lineRule="auto"/>
+              <w:rPr>
+                <w:sz w:val="24"/>
+                <w:lang w:val="en-US"/>
+              </w:rPr>
+            </w:pPr>
+            <w:r>
+              <w:rPr>
+                <w:b/>
+                <w:bCs/>
+                <w:sz w:val="24"/>
+              </w:rPr>
+              <w:t>Дата</w:t>
+            </w:r>
+            <w:r>
+              <w:rPr>
+                <w:b/>
+                <w:bCs/>
+                <w:sz w:val="24"/>
+              </w:rPr>
+              <w:t xml:space="preserve"> </w:t>
+            </w:r>
+            <w:r>
+              <w:rPr>
+                <w:b/>
+                <w:bCs/>
+                <w:sz w:val="24"/>
+              </w:rPr>
+              <w:t>создания</w:t>
+            </w:r>
+            <w:r>
+              <w:rPr>
+                <w:b/>
+                <w:bCs/>
+                <w:sz w:val="24"/>
+              </w:rPr>
+              <w:t>:</w:t>
+            </w:r>
+            <w:r>
+              <w:rPr>
+                <w:sz w:val="24"/>
+              </w:rPr>
+              <w:t xml:space="preserve">    </w:t>
+            </w:r>
+            <w:r>
+              <w:rPr>
+                <w:sz w:val="24"/>
+                <w:lang w:val="en-US"/>
+              </w:rPr>
+              <w:t>{DateOrder}</w:t>
+            </w:r>
+          </w:p>
+        </w:tc>
+        <w:tc>
+          <w:tcPr>
+            <w:tcW w:w="2180" w:type="dxa"/>
+          </w:tcPr>
+          <w:p>
+            <w:pPr>
+              <w:rPr>
+                <w:b/>
+                <w:bCs/>
+                <w:sz w:val="24"/>
+              </w:rPr>
+            </w:pPr>
+          </w:p>
+        </w:tc>
+        <w:tc>
+          <w:tcPr>
+            <w:tcW w:w="3621" w:type="dxa"/>
+          </w:tcPr>
+          <w:p>
+            <w:pPr>
+              <w:rPr>
+                <w:b/>
+                <w:sz w:val="44"/>
+                <w:szCs w:val="44"/>
+              </w:rPr>
+            </w:pPr>
+            <w:r>
+              <w:rPr>
+                <w:b/>
+                <w:bCs/>
+                <w:sz w:val="24"/>
+              </w:rPr>
+              <w:t>Телефон</w:t>
+            </w:r>
+            <w:r>
+              <w:rPr>
+                <w:b/>
+                <w:bCs/>
+                <w:sz w:val="24"/>
+              </w:rPr>
+              <w:t>:</w:t>
+            </w:r>
+            <w:r>
+              <w:rPr>
+                <w:sz w:val="24"/>
+              </w:rPr>
+              <w:t xml:space="preserve">     </w:t>
+            </w:r>
+            <w:r>
+              <w:rPr>
+                <w:sz w:val="24"/>
+                <w:lang w:val="en-US"/>
+              </w:rPr>
+              <w:t>{NumberPhone}</w:t>
+            </w:r>
+          </w:p>
+        </w:tc>
+      </w:tr>
+      <w:tr>
+        <w:tc>
+          <w:tcPr>
+            <w:tcW w:w="3544" w:type="dxa"/>
+          </w:tcPr>
+          <w:p>
+            <w:pPr>
+              <w:rPr>
+                <w:b/>
+                <w:sz w:val="44"/>
+                <w:szCs w:val="44"/>
+              </w:rPr>
+            </w:pPr>
+            <w:r>
+              <w:rPr>
+                <w:b/>
+                <w:bCs/>
+                <w:sz w:val="24"/>
+              </w:rPr>
+              <w:t>Мероприятие</w:t>
+            </w:r>
+            <w:r>
+              <w:rPr>
+                <w:b/>
+                <w:bCs/>
+                <w:sz w:val="24"/>
+              </w:rPr>
+              <w:t xml:space="preserve">:    </w:t>
+            </w:r>
+            <w:r>
+              <w:rPr>
+                <w:sz w:val="24"/>
+                <w:lang w:val="en-US"/>
+              </w:rPr>
+              <w:t>{Event}</w:t>
+            </w:r>
+          </w:p>
+        </w:tc>
+        <w:tc>
+          <w:tcPr>
+            <w:tcW w:w="2180" w:type="dxa"/>
+          </w:tcPr>
+          <w:p>
+            <w:pPr>
+              <w:spacing w:line="480" w:lineRule="auto"/>
+              <w:rPr>
+                <w:b/>
+                <w:bCs/>
+                <w:sz w:val="24"/>
+              </w:rPr>
+            </w:pPr>
+          </w:p>
+        </w:tc>
+        <w:tc>
+          <w:tcPr>
+            <w:tcW w:w="3621" w:type="dxa"/>
+          </w:tcPr>
+          <w:p>
+            <w:pPr>
+              <w:spacing w:line="480" w:lineRule="auto"/>
+              <w:rPr>
+                <w:b/>
+                <w:sz w:val="44"/>
+                <w:szCs w:val="44"/>
+              </w:rPr>
+            </w:pPr>
+            <w:r>
+              <w:rPr>
+                <w:b/>
+                <w:bCs/>
+                <w:sz w:val="24"/>
+              </w:rPr>
+              <w:t>Дата</w:t>
+            </w:r>
+            <w:r>
+              <w:rPr>
+                <w:b/>
+                <w:bCs/>
+                <w:sz w:val="24"/>
+              </w:rPr>
+              <w:t xml:space="preserve"> </w:t>
+            </w:r>
+            <w:r>
+              <w:rPr>
+                <w:b/>
+                <w:bCs/>
+                <w:sz w:val="24"/>
+              </w:rPr>
+              <w:t>проведения</w:t>
+            </w:r>
+            <w:r>
+              <w:rPr>
+                <w:b/>
+                <w:bCs/>
+                <w:sz w:val="24"/>
+              </w:rPr>
+              <w:t>:</w:t>
+            </w:r>
+            <w:r>
+              <w:rPr>
+                <w:sz w:val="24"/>
+              </w:rPr>
+              <w:t xml:space="preserve">  </w:t>
+            </w:r>
+            <w:r>
+              <w:rPr>
+                <w:sz w:val="24"/>
+              </w:rPr>
+              <w:t xml:space="preserve">  </w:t>
+            </w:r>
+            <w:r>
+              <w:rPr>
+                <w:sz w:val="24"/>
+                <w:lang w:val="en-US"/>
+              </w:rPr>
+              <w:t>{DateCreate}</w:t>
+            </w:r>
+          </w:p>
+        </w:tc>
+      </w:tr>
+      <w:tr>
+        <w:tc>
+          <w:tcPr>
+            <w:tcW w:w="3544" w:type="dxa"/>
+          </w:tcPr>
+          <w:p>
+            <w:pPr>
+              <w:jc w:val="center"/>
+              <w:rPr>
+                <w:b/>
+                <w:sz w:val="44"/>
+                <w:szCs w:val="44"/>
+              </w:rPr>
+            </w:pPr>
+          </w:p>
+        </w:tc>
+        <w:tc>
+          <w:tcPr>
+            <w:tcW w:w="2180" w:type="dxa"/>
+          </w:tcPr>
+          <w:p>
+            <w:pPr>
+              <w:rPr>
+                <w:b/>
+                <w:bCs/>
+                <w:sz w:val="24"/>
+              </w:rPr>
+            </w:pPr>
+          </w:p>
+        </w:tc>
+        <w:tc>
+          <w:tcPr>
+            <w:tcW w:w="3621" w:type="dxa"/>
+          </w:tcPr>
+          <w:p>
+            <w:pPr>
+              <w:rPr>
+                <w:sz w:val="24"/>
+              </w:rPr>
+            </w:pPr>
+            <w:r>
+              <w:rPr>
+                <w:b/>
+                <w:bCs/>
+                <w:sz w:val="24"/>
+              </w:rPr>
+              <w:t>Время:</w:t>
+            </w:r>
+            <w:r>
+              <w:rPr>
+                <w:sz w:val="24"/>
+              </w:rPr>
+              <w:t xml:space="preserve"> </w:t>
+            </w:r>
+            <w:r>
+              <w:rPr>
+                <w:sz w:val="24"/>
+              </w:rPr>
+              <w:t xml:space="preserve">    </w:t>
+            </w:r>
+            <w:r>
+              <w:rPr>
+                <w:sz w:val="24"/>
+                <w:lang w:val="en-US"/>
+              </w:rPr>
+              <w:t>{Time}</w:t>
+            </w:r>
+          </w:p>
+          <w:p>
+            <w:pPr>
+              <w:jc w:val="right"/>
+              <w:rPr>
+                <w:b/>
+                <w:sz w:val="44"/>
+                <w:szCs w:val="44"/>
+              </w:rPr>
+            </w:pPr>
+          </w:p>
+        </w:tc>
+      </w:tr>
+    </w:tbl>
     <w:p>
       <w:pPr>
         <w:jc w:val="center"/>
         <w:rPr>
           <w:b/>
-          <w:sz w:val="24"/>
+          <w:sz w:val="32"/>
+          <w:szCs w:val="32"/>
         </w:rPr>
       </w:pPr>
       <w:r>
         <w:rPr>
           <w:b/>
-          <w:sz w:val="24"/>
+          <w:sz w:val="32"/>
+          <w:szCs w:val="32"/>
         </w:rPr>
-        <w:t>СОСТАВ ЗАКАЗА:</w:t>
+        <w:t>СОСТАВ ЗАКАЗА</w:t>
       </w:r>
     </w:p>
     <w:tbl>
@@ -380,34 +700,17 @@
           </w:tcPr>
           <w:p>
             <w:pPr>
-              <w:jc w:val="center"/>
-              <w:rPr>
-                <w:b/>
-                <w:sz w:val="24"/>
-              </w:rPr>
-            </w:pPr>
-            <w:r>
-              <w:rPr>
-                <w:b/>
-                <w:sz w:val="24"/>
-              </w:rPr>
-              <w:t xml:space="preserve">Торт </w:t>
-            </w:r>
-            <w:proofErr w:type="spellStart"/>
-            <w:r>
-              <w:rPr>
-                <w:b/>
-                <w:sz w:val="24"/>
-              </w:rPr>
-              <w:t>Бискватное</w:t>
-            </w:r>
-            <w:proofErr w:type="spellEnd"/>
-            <w:r>
-              <w:rPr>
-                <w:b/>
-                <w:sz w:val="24"/>
-              </w:rPr>
-              <w:t xml:space="preserve"> облако</w:t>
+              <w:rPr>
+                <w:b/>
+                <w:sz w:val="24"/>
+              </w:rPr>
+            </w:pPr>
+            <w:r>
+              <w:rPr>
+                <w:b/>
+                <w:sz w:val="24"/>
+              </w:rPr>
+              <w:t>Торт Бискватное облако</w:t>
             </w:r>
           </w:p>
         </w:tc>
@@ -484,15 +787,6 @@
     </w:tbl>
     <w:p>
       <w:pPr>
-        <w:jc w:val="center"/>
-        <w:rPr>
-          <w:sz w:val="20"/>
-        </w:rPr>
-      </w:pPr>
-    </w:p>
-    <w:p>
-      <w:pPr>
-        <w:jc w:val="center"/>
         <w:rPr>
           <w:sz w:val="20"/>
         </w:rPr>
@@ -543,8 +837,15 @@
                 <w:lang w:val="en-US"/>
               </w:rPr>
             </w:pPr>
-            <w:bookmarkStart w:id="7" w:name="CountOrder"/>
-            <w:proofErr w:type="spellStart"/>
+            <w:bookmarkStart w:id="6" w:name="CountOrder"/>
+            <w:r>
+              <w:rPr>
+                <w:bCs/>
+                <w:sz w:val="24"/>
+                <w:lang w:val="en-US"/>
+              </w:rPr>
+              <w:t>{</w:t>
+            </w:r>
             <w:r>
               <w:rPr>
                 <w:bCs/>
@@ -553,8 +854,15 @@
               </w:rPr>
               <w:t>CountOrder</w:t>
             </w:r>
-            <w:bookmarkEnd w:id="7"/>
-            <w:proofErr w:type="spellEnd"/>
+            <w:bookmarkEnd w:id="6"/>
+            <w:r>
+              <w:rPr>
+                <w:bCs/>
+                <w:sz w:val="24"/>
+                <w:lang w:val="en-US"/>
+              </w:rPr>
+              <w:t>}</w:t>
+            </w:r>
           </w:p>
         </w:tc>
       </w:tr>
@@ -577,7 +885,14 @@
               </w:rPr>
               <w:t>СКИДКА (</w:t>
             </w:r>
-            <w:bookmarkStart w:id="8" w:name="Discount"/>
+            <w:bookmarkStart w:id="7" w:name="Discount"/>
+            <w:r>
+              <w:rPr>
+                <w:sz w:val="24"/>
+                <w:lang w:val="en-US"/>
+              </w:rPr>
+              <w:t>{</w:t>
+            </w:r>
             <w:r>
               <w:rPr>
                 <w:sz w:val="24"/>
@@ -585,7 +900,14 @@
               </w:rPr>
               <w:t>Discount</w:t>
             </w:r>
-            <w:bookmarkEnd w:id="8"/>
+            <w:bookmarkEnd w:id="7"/>
+            <w:r>
+              <w:rPr>
+                <w:sz w:val="24"/>
+                <w:lang w:val="en-US"/>
+              </w:rPr>
+              <w:t>}</w:t>
+            </w:r>
             <w:r>
               <w:rPr>
                 <w:sz w:val="24"/>
@@ -608,8 +930,15 @@
                 <w:lang w:val="en-US"/>
               </w:rPr>
             </w:pPr>
-            <w:bookmarkStart w:id="9" w:name="DiscountAmoust"/>
-            <w:proofErr w:type="spellStart"/>
+            <w:bookmarkStart w:id="8" w:name="DiscountAmoust"/>
+            <w:r>
+              <w:rPr>
+                <w:bCs/>
+                <w:sz w:val="24"/>
+                <w:lang w:val="en-US"/>
+              </w:rPr>
+              <w:t>{</w:t>
+            </w:r>
             <w:r>
               <w:rPr>
                 <w:bCs/>
@@ -618,8 +947,15 @@
               </w:rPr>
               <w:t>DiscountAmoust</w:t>
             </w:r>
-            <w:bookmarkEnd w:id="9"/>
-            <w:proofErr w:type="spellEnd"/>
+            <w:bookmarkEnd w:id="8"/>
+            <w:r>
+              <w:rPr>
+                <w:bCs/>
+                <w:sz w:val="24"/>
+                <w:lang w:val="en-US"/>
+              </w:rPr>
+              <w:t>}</w:t>
+            </w:r>
           </w:p>
         </w:tc>
       </w:tr>
@@ -659,8 +995,15 @@
                 <w:lang w:val="en-US"/>
               </w:rPr>
             </w:pPr>
-            <w:bookmarkStart w:id="10" w:name="CountOrderAmoust"/>
-            <w:proofErr w:type="spellStart"/>
+            <w:bookmarkStart w:id="9" w:name="CountOrderAmoust"/>
+            <w:r>
+              <w:rPr>
+                <w:b/>
+                <w:sz w:val="24"/>
+                <w:lang w:val="en-US"/>
+              </w:rPr>
+              <w:t>{</w:t>
+            </w:r>
             <w:r>
               <w:rPr>
                 <w:b/>
@@ -669,8 +1012,15 @@
               </w:rPr>
               <w:t>CountOrderAmoust</w:t>
             </w:r>
-            <w:bookmarkEnd w:id="10"/>
-            <w:proofErr w:type="spellEnd"/>
+            <w:bookmarkEnd w:id="9"/>
+            <w:r>
+              <w:rPr>
+                <w:b/>
+                <w:sz w:val="24"/>
+                <w:lang w:val="en-US"/>
+              </w:rPr>
+              <w:t>}</w:t>
+            </w:r>
           </w:p>
         </w:tc>
       </w:tr>
@@ -707,17 +1057,43 @@
                 <w:lang w:val="en-US"/>
               </w:rPr>
             </w:pPr>
-            <w:bookmarkStart w:id="11" w:name="Prepaymant"/>
-            <w:proofErr w:type="spellStart"/>
-            <w:r>
-              <w:rPr>
-                <w:sz w:val="24"/>
-                <w:lang w:val="en-US"/>
-              </w:rPr>
-              <w:t>Prepaymant</w:t>
-            </w:r>
-            <w:bookmarkEnd w:id="11"/>
-            <w:proofErr w:type="spellEnd"/>
+            <w:bookmarkStart w:id="10" w:name="Prepaymant"/>
+            <w:r>
+              <w:rPr>
+                <w:sz w:val="24"/>
+                <w:lang w:val="en-US"/>
+              </w:rPr>
+              <w:t>{</w:t>
+            </w:r>
+            <w:r>
+              <w:rPr>
+                <w:sz w:val="24"/>
+                <w:lang w:val="en-US"/>
+              </w:rPr>
+              <w:t>Prepaym</w:t>
+            </w:r>
+            <w:r>
+              <w:rPr>
+                <w:sz w:val="24"/>
+                <w:lang w:val="en-US"/>
+              </w:rPr>
+              <w:t>e</w:t>
+            </w:r>
+            <w:r>
+              <w:rPr>
+                <w:sz w:val="24"/>
+                <w:lang w:val="en-US"/>
+              </w:rPr>
+              <w:t>nt</w:t>
+            </w:r>
+            <w:bookmarkEnd w:id="10"/>
+            <w:r>
+              <w:rPr>
+                <w:sz w:val="24"/>
+                <w:lang w:val="en-US"/>
+              </w:rPr>
+              <w:t>}</w:t>
+            </w:r>
           </w:p>
         </w:tc>
       </w:tr>
@@ -754,8 +1130,14 @@
                 <w:lang w:val="en-US"/>
               </w:rPr>
             </w:pPr>
-            <w:bookmarkStart w:id="12" w:name="AddExpenses"/>
-            <w:proofErr w:type="spellStart"/>
+            <w:bookmarkStart w:id="11" w:name="AddExpenses"/>
+            <w:r>
+              <w:rPr>
+                <w:sz w:val="24"/>
+                <w:lang w:val="en-US"/>
+              </w:rPr>
+              <w:t>{</w:t>
+            </w:r>
             <w:r>
               <w:rPr>
                 <w:sz w:val="24"/>
@@ -763,8 +1145,14 @@
               </w:rPr>
               <w:t>AddExpenses</w:t>
             </w:r>
-            <w:bookmarkEnd w:id="12"/>
-            <w:proofErr w:type="spellEnd"/>
+            <w:bookmarkEnd w:id="11"/>
+            <w:r>
+              <w:rPr>
+                <w:sz w:val="24"/>
+                <w:lang w:val="en-US"/>
+              </w:rPr>
+              <w:t>}</w:t>
+            </w:r>
           </w:p>
         </w:tc>
       </w:tr>
@@ -773,6 +1161,7 @@
       <w:pPr>
         <w:jc w:val="center"/>
         <w:rPr>
+          <w:color w:val="808080"/>
           <w:sz w:val="16"/>
         </w:rPr>
       </w:pPr>
@@ -781,6 +1170,23 @@
       <w:pPr>
         <w:jc w:val="center"/>
         <w:rPr>
+          <w:color w:val="808080"/>
+          <w:sz w:val="16"/>
+        </w:rPr>
+      </w:pPr>
+      <w:r>
+        <w:rPr>
+          <w:color w:val="808080"/>
+          <w:sz w:val="16"/>
+        </w:rPr>
+        <w:t>_____________________________________________________________________________________</w:t>
+      </w:r>
+    </w:p>
+    <w:p>
+      <w:pPr>
+        <w:jc w:val="center"/>
+        <w:rPr>
+          <w:color w:val="808080"/>
           <w:sz w:val="16"/>
         </w:rPr>
       </w:pPr>
@@ -1193,6 +1599,7 @@
   <w:style w:type="paragraph" w:default="1" w:styleId="a">
     <w:name w:val="Normal"/>
     <w:qFormat/>
+    <w:rsid w:val="00A57578"/>
   </w:style>
   <w:style w:type="character" w:default="1" w:styleId="a0">
     <w:name w:val="Default Paragraph Font"/>
@@ -1220,6 +1627,25 @@
     <w:uiPriority w:val="99"/>
     <w:semiHidden/>
     <w:unhideWhenUsed/>
+  </w:style>
+  <w:style w:type="table" w:styleId="a3">
+    <w:name w:val="Table Grid"/>
+    <w:basedOn w:val="a1"/>
+    <w:uiPriority w:val="39"/>
+    <w:rsid w:val="00A57578"/>
+    <w:pPr>
+      <w:spacing w:after="0" w:line="240" w:lineRule="auto"/>
+    </w:pPr>
+    <w:tblPr>
+      <w:tblBorders>
+        <w:top w:val="single" w:sz="4" w:space="0" w:color="auto"/>
+        <w:left w:val="single" w:sz="4" w:space="0" w:color="auto"/>
+        <w:bottom w:val="single" w:sz="4" w:space="0" w:color="auto"/>
+        <w:right w:val="single" w:sz="4" w:space="0" w:color="auto"/>
+        <w:insideH w:val="single" w:sz="4" w:space="0" w:color="auto"/>
+        <w:insideV w:val="single" w:sz="4" w:space="0" w:color="auto"/>
+      </w:tblBorders>
+    </w:tblPr>
   </w:style>
 </w:styles>
 </file>
